--- a/07/2020131062-202-周亚男-第七次实验报告.docx
+++ b/07/2020131062-202-周亚男-第七次实验报告.docx
@@ -221,15 +221,7 @@
       </w:r>
       <w:r>
         <w:br/>
-        <w:t>3. 找到相应的key和</w:t>
-      </w:r>
-      <w:proofErr w:type="spellStart"/>
-      <w:r>
-        <w:t>Ethreum</w:t>
-      </w:r>
-      <w:proofErr w:type="spellEnd"/>
-      <w:r>
-        <w:t>的配置，作为代码里RPC的配置</w:t>
+        <w:t>3. 找到相应的key和Ethreum的配置，作为代码里RPC的配置</w:t>
       </w:r>
       <w:r>
         <w:br/>
@@ -324,23 +316,7 @@
       </w:r>
       <w:r>
         <w:br/>
-        <w:t xml:space="preserve">5. 在本地新建目录，并使用 </w:t>
-      </w:r>
-      <w:proofErr w:type="spellStart"/>
-      <w:r>
-        <w:t>npm</w:t>
-      </w:r>
-      <w:proofErr w:type="spellEnd"/>
-      <w:r>
-        <w:t xml:space="preserve"> </w:t>
-      </w:r>
-      <w:proofErr w:type="spellStart"/>
-      <w:r>
-        <w:t>init</w:t>
-      </w:r>
-      <w:proofErr w:type="spellEnd"/>
-      <w:r>
-        <w:t xml:space="preserve"> 进行初始化；</w:t>
+        <w:t>5. 在本地新建目录，并使用 npm init 进行初始化；</w:t>
       </w:r>
       <w:r>
         <w:br/>
@@ -500,15 +476,7 @@
         <w:t>·</w:t>
       </w:r>
       <w:r>
-        <w:t>查询</w:t>
-      </w:r>
-      <w:proofErr w:type="spellStart"/>
-      <w:r>
-        <w:t>gasPrice</w:t>
-      </w:r>
-      <w:proofErr w:type="spellEnd"/>
-      <w:r>
-        <w:t xml:space="preserve"> </w:t>
+        <w:t xml:space="preserve">查询gasPrice </w:t>
       </w:r>
       <w:r>
         <w:br/>
@@ -557,15 +525,7 @@
         <w:t>·</w:t>
       </w:r>
       <w:r>
-        <w:t>查询USDT合约的</w:t>
-      </w:r>
-      <w:proofErr w:type="spellStart"/>
-      <w:r>
-        <w:t>totalSupply</w:t>
-      </w:r>
-      <w:proofErr w:type="spellEnd"/>
-      <w:r>
-        <w:t xml:space="preserve"> </w:t>
+        <w:t xml:space="preserve">查询USDT合约的totalSupply </w:t>
       </w:r>
       <w:r>
         <w:br/>
@@ -626,42 +586,3422 @@
     <w:p/>
     <w:p>
       <w:r>
-        <w:t>加分项： 统计USDT的所有持币账户，分成address/amount 两个属性 生成一个JSON文件。并且和区块链浏览器数据</w:t>
-      </w:r>
-      <w:proofErr w:type="gramStart"/>
-      <w:r>
-        <w:t>做对</w:t>
-      </w:r>
-      <w:proofErr w:type="gramEnd"/>
-      <w:r>
-        <w:t>比，账户 余额是否正确。</w:t>
+        <w:t>加分项： 统计USDT的所有持币账户，分成address/amount 两个属性 生成一个JSON文件。并且和区块链浏览器数据做对比，账户 余额是否正确。</w:t>
+      </w:r>
+    </w:p>
+    <w:p/>
+    <w:p>
+      <w:r>
+        <w:t xml:space="preserve">实验报告内容 提交源代码，并回答： </w:t>
+      </w:r>
+      <w:r>
+        <w:br/>
+        <w:t xml:space="preserve">1. 除了alchemy之外，你还知道哪些RPC Provider？Ethereum Nodes </w:t>
+      </w:r>
+      <w:r>
+        <w:br/>
+      </w:r>
+      <w:r>
+        <w:t>etherscan</w:t>
+      </w:r>
+      <w:r>
+        <w:br/>
+        <w:t xml:space="preserve">2. Provider的作用是什么？ </w:t>
+      </w:r>
+      <w:r>
+        <w:br/>
+      </w:r>
+      <w:r>
+        <w:rPr>
+          <w:rFonts w:hint="eastAsia"/>
+        </w:rPr>
+        <w:t>给用户一个接口，查询区块链数据</w:t>
+      </w:r>
+      <w:r>
+        <w:br/>
+        <w:t>3. ABI 的内容是啥？如何在程序里使用？</w:t>
+      </w:r>
+    </w:p>
+    <w:p>
+      <w:r>
+        <w:rPr>
+          <w:rFonts w:hint="eastAsia"/>
+        </w:rPr>
+        <w:t>对合约编译之后生成的json格式的文件，里面有对abi具体变量函数的总结。</w:t>
+      </w:r>
+    </w:p>
+    <w:p>
+      <w:r>
+        <w:rPr>
+          <w:rFonts w:hint="eastAsia"/>
+        </w:rPr>
+        <w:t>根据</w:t>
+      </w:r>
+      <w:r>
+        <w:t>地址获取合约实例，</w:t>
+      </w:r>
+      <w:r>
+        <w:rPr>
+          <w:rFonts w:hint="eastAsia"/>
+        </w:rPr>
+        <w:t>然后</w:t>
+      </w:r>
+      <w:r>
+        <w:t>调用合约方法</w:t>
       </w:r>
     </w:p>
     <w:p/>
     <w:p/>
-    <w:p/>
-    <w:p>
-      <w:r>
-        <w:t xml:space="preserve">实验报告内容 提交源代码，并回答： </w:t>
-      </w:r>
-      <w:r>
-        <w:br/>
-        <w:t xml:space="preserve">1. 除了alchemy之外，你还知道哪些RPC Provider？Ethereum Nodes </w:t>
-      </w:r>
-      <w:r>
-        <w:br/>
-      </w:r>
-      <w:r>
-        <w:br/>
-        <w:t xml:space="preserve">2. Provider的作用是什么？ </w:t>
-      </w:r>
-      <w:r>
-        <w:br/>
-      </w:r>
-      <w:r>
-        <w:br/>
-        <w:t>3. ABI 的内容是啥？如何在程序里使用？</w:t>
-      </w:r>
+    <w:p>
+      <w:r>
+        <w:rPr>
+          <w:rFonts w:hint="eastAsia"/>
+        </w:rPr>
+        <w:t>源码：</w:t>
+      </w:r>
+    </w:p>
+    <w:p>
+      <w:pPr>
+        <w:widowControl/>
+        <w:shd w:val="clear" w:color="auto" w:fill="1E1E1E"/>
+        <w:spacing w:line="240" w:lineRule="atLeast"/>
+        <w:jc w:val="left"/>
+        <w:rPr>
+          <w:rFonts w:ascii="Consolas" w:eastAsia="宋体" w:hAnsi="Consolas" w:cs="宋体"/>
+          <w:color w:val="D4D4D4"/>
+          <w:kern w:val="0"/>
+          <w:sz w:val="18"/>
+          <w:szCs w:val="18"/>
+        </w:rPr>
+      </w:pPr>
+      <w:r>
+        <w:rPr>
+          <w:rFonts w:ascii="Consolas" w:eastAsia="宋体" w:hAnsi="Consolas" w:cs="宋体"/>
+          <w:color w:val="569CD6"/>
+          <w:kern w:val="0"/>
+          <w:sz w:val="18"/>
+          <w:szCs w:val="18"/>
+        </w:rPr>
+        <w:t>const</w:t>
+      </w:r>
+      <w:r>
+        <w:rPr>
+          <w:rFonts w:ascii="Consolas" w:eastAsia="宋体" w:hAnsi="Consolas" w:cs="宋体"/>
+          <w:color w:val="D4D4D4"/>
+          <w:kern w:val="0"/>
+          <w:sz w:val="18"/>
+          <w:szCs w:val="18"/>
+        </w:rPr>
+        <w:t xml:space="preserve"> </w:t>
+      </w:r>
+      <w:r>
+        <w:rPr>
+          <w:rFonts w:ascii="Consolas" w:eastAsia="宋体" w:hAnsi="Consolas" w:cs="宋体"/>
+          <w:color w:val="4FC1FF"/>
+          <w:kern w:val="0"/>
+          <w:sz w:val="18"/>
+          <w:szCs w:val="18"/>
+        </w:rPr>
+        <w:t>ethers</w:t>
+      </w:r>
+      <w:r>
+        <w:rPr>
+          <w:rFonts w:ascii="Consolas" w:eastAsia="宋体" w:hAnsi="Consolas" w:cs="宋体"/>
+          <w:color w:val="D4D4D4"/>
+          <w:kern w:val="0"/>
+          <w:sz w:val="18"/>
+          <w:szCs w:val="18"/>
+        </w:rPr>
+        <w:t xml:space="preserve"> = </w:t>
+      </w:r>
+      <w:r>
+        <w:rPr>
+          <w:rFonts w:ascii="Consolas" w:eastAsia="宋体" w:hAnsi="Consolas" w:cs="宋体"/>
+          <w:color w:val="DCDCAA"/>
+          <w:kern w:val="0"/>
+          <w:sz w:val="18"/>
+          <w:szCs w:val="18"/>
+        </w:rPr>
+        <w:t>require</w:t>
+      </w:r>
+      <w:r>
+        <w:rPr>
+          <w:rFonts w:ascii="Consolas" w:eastAsia="宋体" w:hAnsi="Consolas" w:cs="宋体"/>
+          <w:color w:val="D4D4D4"/>
+          <w:kern w:val="0"/>
+          <w:sz w:val="18"/>
+          <w:szCs w:val="18"/>
+        </w:rPr>
+        <w:t>(</w:t>
+      </w:r>
+      <w:r>
+        <w:rPr>
+          <w:rFonts w:ascii="Consolas" w:eastAsia="宋体" w:hAnsi="Consolas" w:cs="宋体"/>
+          <w:color w:val="CE9178"/>
+          <w:kern w:val="0"/>
+          <w:sz w:val="18"/>
+          <w:szCs w:val="18"/>
+        </w:rPr>
+        <w:t>'ethers'</w:t>
+      </w:r>
+      <w:r>
+        <w:rPr>
+          <w:rFonts w:ascii="Consolas" w:eastAsia="宋体" w:hAnsi="Consolas" w:cs="宋体"/>
+          <w:color w:val="D4D4D4"/>
+          <w:kern w:val="0"/>
+          <w:sz w:val="18"/>
+          <w:szCs w:val="18"/>
+        </w:rPr>
+        <w:t>);</w:t>
+      </w:r>
+    </w:p>
+    <w:p>
+      <w:pPr>
+        <w:widowControl/>
+        <w:shd w:val="clear" w:color="auto" w:fill="1E1E1E"/>
+        <w:spacing w:line="240" w:lineRule="atLeast"/>
+        <w:jc w:val="left"/>
+        <w:rPr>
+          <w:rFonts w:ascii="Consolas" w:eastAsia="宋体" w:hAnsi="Consolas" w:cs="宋体"/>
+          <w:color w:val="D4D4D4"/>
+          <w:kern w:val="0"/>
+          <w:sz w:val="18"/>
+          <w:szCs w:val="18"/>
+        </w:rPr>
+      </w:pPr>
+      <w:r>
+        <w:rPr>
+          <w:rFonts w:ascii="Consolas" w:eastAsia="宋体" w:hAnsi="Consolas" w:cs="宋体"/>
+          <w:color w:val="569CD6"/>
+          <w:kern w:val="0"/>
+          <w:sz w:val="18"/>
+          <w:szCs w:val="18"/>
+        </w:rPr>
+        <w:t>const</w:t>
+      </w:r>
+      <w:r>
+        <w:rPr>
+          <w:rFonts w:ascii="Consolas" w:eastAsia="宋体" w:hAnsi="Consolas" w:cs="宋体"/>
+          <w:color w:val="D4D4D4"/>
+          <w:kern w:val="0"/>
+          <w:sz w:val="18"/>
+          <w:szCs w:val="18"/>
+        </w:rPr>
+        <w:t xml:space="preserve"> { </w:t>
+      </w:r>
+      <w:r>
+        <w:rPr>
+          <w:rFonts w:ascii="Consolas" w:eastAsia="宋体" w:hAnsi="Consolas" w:cs="宋体"/>
+          <w:color w:val="4EC9B0"/>
+          <w:kern w:val="0"/>
+          <w:sz w:val="18"/>
+          <w:szCs w:val="18"/>
+        </w:rPr>
+        <w:t>AbiCoder</w:t>
+      </w:r>
+      <w:r>
+        <w:rPr>
+          <w:rFonts w:ascii="Consolas" w:eastAsia="宋体" w:hAnsi="Consolas" w:cs="宋体"/>
+          <w:color w:val="D4D4D4"/>
+          <w:kern w:val="0"/>
+          <w:sz w:val="18"/>
+          <w:szCs w:val="18"/>
+        </w:rPr>
+        <w:t xml:space="preserve"> } = </w:t>
+      </w:r>
+      <w:r>
+        <w:rPr>
+          <w:rFonts w:ascii="Consolas" w:eastAsia="宋体" w:hAnsi="Consolas" w:cs="宋体"/>
+          <w:color w:val="DCDCAA"/>
+          <w:kern w:val="0"/>
+          <w:sz w:val="18"/>
+          <w:szCs w:val="18"/>
+        </w:rPr>
+        <w:t>require</w:t>
+      </w:r>
+      <w:r>
+        <w:rPr>
+          <w:rFonts w:ascii="Consolas" w:eastAsia="宋体" w:hAnsi="Consolas" w:cs="宋体"/>
+          <w:color w:val="D4D4D4"/>
+          <w:kern w:val="0"/>
+          <w:sz w:val="18"/>
+          <w:szCs w:val="18"/>
+        </w:rPr>
+        <w:t>(</w:t>
+      </w:r>
+      <w:r>
+        <w:rPr>
+          <w:rFonts w:ascii="Consolas" w:eastAsia="宋体" w:hAnsi="Consolas" w:cs="宋体"/>
+          <w:color w:val="CE9178"/>
+          <w:kern w:val="0"/>
+          <w:sz w:val="18"/>
+          <w:szCs w:val="18"/>
+        </w:rPr>
+        <w:t>'ethers/lib/utils'</w:t>
+      </w:r>
+      <w:r>
+        <w:rPr>
+          <w:rFonts w:ascii="Consolas" w:eastAsia="宋体" w:hAnsi="Consolas" w:cs="宋体"/>
+          <w:color w:val="D4D4D4"/>
+          <w:kern w:val="0"/>
+          <w:sz w:val="18"/>
+          <w:szCs w:val="18"/>
+        </w:rPr>
+        <w:t>);</w:t>
+      </w:r>
+    </w:p>
+    <w:p>
+      <w:pPr>
+        <w:widowControl/>
+        <w:shd w:val="clear" w:color="auto" w:fill="1E1E1E"/>
+        <w:spacing w:line="240" w:lineRule="atLeast"/>
+        <w:jc w:val="left"/>
+        <w:rPr>
+          <w:rFonts w:ascii="Consolas" w:eastAsia="宋体" w:hAnsi="Consolas" w:cs="宋体"/>
+          <w:color w:val="D4D4D4"/>
+          <w:kern w:val="0"/>
+          <w:sz w:val="18"/>
+          <w:szCs w:val="18"/>
+        </w:rPr>
+      </w:pPr>
+      <w:r>
+        <w:rPr>
+          <w:rFonts w:ascii="Consolas" w:eastAsia="宋体" w:hAnsi="Consolas" w:cs="宋体"/>
+          <w:color w:val="569CD6"/>
+          <w:kern w:val="0"/>
+          <w:sz w:val="18"/>
+          <w:szCs w:val="18"/>
+        </w:rPr>
+        <w:t>const</w:t>
+      </w:r>
+      <w:r>
+        <w:rPr>
+          <w:rFonts w:ascii="Consolas" w:eastAsia="宋体" w:hAnsi="Consolas" w:cs="宋体"/>
+          <w:color w:val="D4D4D4"/>
+          <w:kern w:val="0"/>
+          <w:sz w:val="18"/>
+          <w:szCs w:val="18"/>
+        </w:rPr>
+        <w:t xml:space="preserve"> </w:t>
+      </w:r>
+      <w:r>
+        <w:rPr>
+          <w:rFonts w:ascii="Consolas" w:eastAsia="宋体" w:hAnsi="Consolas" w:cs="宋体"/>
+          <w:color w:val="4EC9B0"/>
+          <w:kern w:val="0"/>
+          <w:sz w:val="18"/>
+          <w:szCs w:val="18"/>
+        </w:rPr>
+        <w:t>fs</w:t>
+      </w:r>
+      <w:r>
+        <w:rPr>
+          <w:rFonts w:ascii="Consolas" w:eastAsia="宋体" w:hAnsi="Consolas" w:cs="宋体"/>
+          <w:color w:val="D4D4D4"/>
+          <w:kern w:val="0"/>
+          <w:sz w:val="18"/>
+          <w:szCs w:val="18"/>
+        </w:rPr>
+        <w:t xml:space="preserve"> = </w:t>
+      </w:r>
+      <w:r>
+        <w:rPr>
+          <w:rFonts w:ascii="Consolas" w:eastAsia="宋体" w:hAnsi="Consolas" w:cs="宋体"/>
+          <w:color w:val="DCDCAA"/>
+          <w:kern w:val="0"/>
+          <w:sz w:val="18"/>
+          <w:szCs w:val="18"/>
+        </w:rPr>
+        <w:t>require</w:t>
+      </w:r>
+      <w:r>
+        <w:rPr>
+          <w:rFonts w:ascii="Consolas" w:eastAsia="宋体" w:hAnsi="Consolas" w:cs="宋体"/>
+          <w:color w:val="D4D4D4"/>
+          <w:kern w:val="0"/>
+          <w:sz w:val="18"/>
+          <w:szCs w:val="18"/>
+        </w:rPr>
+        <w:t>(</w:t>
+      </w:r>
+      <w:r>
+        <w:rPr>
+          <w:rFonts w:ascii="Consolas" w:eastAsia="宋体" w:hAnsi="Consolas" w:cs="宋体"/>
+          <w:color w:val="CE9178"/>
+          <w:kern w:val="0"/>
+          <w:sz w:val="18"/>
+          <w:szCs w:val="18"/>
+        </w:rPr>
+        <w:t>'fs'</w:t>
+      </w:r>
+      <w:r>
+        <w:rPr>
+          <w:rFonts w:ascii="Consolas" w:eastAsia="宋体" w:hAnsi="Consolas" w:cs="宋体"/>
+          <w:color w:val="D4D4D4"/>
+          <w:kern w:val="0"/>
+          <w:sz w:val="18"/>
+          <w:szCs w:val="18"/>
+        </w:rPr>
+        <w:t>);</w:t>
+      </w:r>
+    </w:p>
+    <w:p>
+      <w:pPr>
+        <w:widowControl/>
+        <w:shd w:val="clear" w:color="auto" w:fill="1E1E1E"/>
+        <w:spacing w:line="240" w:lineRule="atLeast"/>
+        <w:jc w:val="left"/>
+        <w:rPr>
+          <w:rFonts w:ascii="Consolas" w:eastAsia="宋体" w:hAnsi="Consolas" w:cs="宋体"/>
+          <w:color w:val="D4D4D4"/>
+          <w:kern w:val="0"/>
+          <w:sz w:val="18"/>
+          <w:szCs w:val="18"/>
+        </w:rPr>
+      </w:pPr>
+    </w:p>
+    <w:p>
+      <w:pPr>
+        <w:widowControl/>
+        <w:shd w:val="clear" w:color="auto" w:fill="1E1E1E"/>
+        <w:spacing w:line="240" w:lineRule="atLeast"/>
+        <w:jc w:val="left"/>
+        <w:rPr>
+          <w:rFonts w:ascii="Consolas" w:eastAsia="宋体" w:hAnsi="Consolas" w:cs="宋体"/>
+          <w:color w:val="D4D4D4"/>
+          <w:kern w:val="0"/>
+          <w:sz w:val="18"/>
+          <w:szCs w:val="18"/>
+        </w:rPr>
+      </w:pPr>
+      <w:r>
+        <w:rPr>
+          <w:rFonts w:ascii="Consolas" w:eastAsia="宋体" w:hAnsi="Consolas" w:cs="宋体"/>
+          <w:color w:val="6A9955"/>
+          <w:kern w:val="0"/>
+          <w:sz w:val="18"/>
+          <w:szCs w:val="18"/>
+        </w:rPr>
+        <w:t xml:space="preserve">// </w:t>
+      </w:r>
+      <w:r>
+        <w:rPr>
+          <w:rFonts w:ascii="Consolas" w:eastAsia="宋体" w:hAnsi="Consolas" w:cs="宋体"/>
+          <w:color w:val="6A9955"/>
+          <w:kern w:val="0"/>
+          <w:sz w:val="18"/>
+          <w:szCs w:val="18"/>
+        </w:rPr>
+        <w:t>查询</w:t>
+      </w:r>
+      <w:r>
+        <w:rPr>
+          <w:rFonts w:ascii="Consolas" w:eastAsia="宋体" w:hAnsi="Consolas" w:cs="宋体"/>
+          <w:color w:val="6A9955"/>
+          <w:kern w:val="0"/>
+          <w:sz w:val="18"/>
+          <w:szCs w:val="18"/>
+        </w:rPr>
+        <w:t xml:space="preserve">ethers </w:t>
+      </w:r>
+      <w:r>
+        <w:rPr>
+          <w:rFonts w:ascii="Consolas" w:eastAsia="宋体" w:hAnsi="Consolas" w:cs="宋体"/>
+          <w:color w:val="6A9955"/>
+          <w:kern w:val="0"/>
+          <w:sz w:val="18"/>
+          <w:szCs w:val="18"/>
+        </w:rPr>
+        <w:t>官方文档，查询如何配置一个</w:t>
+      </w:r>
+      <w:r>
+        <w:rPr>
+          <w:rFonts w:ascii="Consolas" w:eastAsia="宋体" w:hAnsi="Consolas" w:cs="宋体"/>
+          <w:color w:val="6A9955"/>
+          <w:kern w:val="0"/>
+          <w:sz w:val="18"/>
+          <w:szCs w:val="18"/>
+        </w:rPr>
+        <w:t>alchemy</w:t>
+      </w:r>
+      <w:r>
+        <w:rPr>
+          <w:rFonts w:ascii="Consolas" w:eastAsia="宋体" w:hAnsi="Consolas" w:cs="宋体"/>
+          <w:color w:val="6A9955"/>
+          <w:kern w:val="0"/>
+          <w:sz w:val="18"/>
+          <w:szCs w:val="18"/>
+        </w:rPr>
+        <w:t>的</w:t>
+      </w:r>
+      <w:r>
+        <w:rPr>
+          <w:rFonts w:ascii="Consolas" w:eastAsia="宋体" w:hAnsi="Consolas" w:cs="宋体"/>
+          <w:color w:val="6A9955"/>
+          <w:kern w:val="0"/>
+          <w:sz w:val="18"/>
+          <w:szCs w:val="18"/>
+        </w:rPr>
+        <w:t>provider</w:t>
+      </w:r>
+    </w:p>
+    <w:p>
+      <w:pPr>
+        <w:widowControl/>
+        <w:shd w:val="clear" w:color="auto" w:fill="1E1E1E"/>
+        <w:spacing w:line="240" w:lineRule="atLeast"/>
+        <w:jc w:val="left"/>
+        <w:rPr>
+          <w:rFonts w:ascii="Consolas" w:eastAsia="宋体" w:hAnsi="Consolas" w:cs="宋体"/>
+          <w:color w:val="D4D4D4"/>
+          <w:kern w:val="0"/>
+          <w:sz w:val="18"/>
+          <w:szCs w:val="18"/>
+        </w:rPr>
+      </w:pPr>
+      <w:r>
+        <w:rPr>
+          <w:rFonts w:ascii="Consolas" w:eastAsia="宋体" w:hAnsi="Consolas" w:cs="宋体"/>
+          <w:color w:val="569CD6"/>
+          <w:kern w:val="0"/>
+          <w:sz w:val="18"/>
+          <w:szCs w:val="18"/>
+        </w:rPr>
+        <w:lastRenderedPageBreak/>
+        <w:t>const</w:t>
+      </w:r>
+      <w:r>
+        <w:rPr>
+          <w:rFonts w:ascii="Consolas" w:eastAsia="宋体" w:hAnsi="Consolas" w:cs="宋体"/>
+          <w:color w:val="D4D4D4"/>
+          <w:kern w:val="0"/>
+          <w:sz w:val="18"/>
+          <w:szCs w:val="18"/>
+        </w:rPr>
+        <w:t xml:space="preserve"> </w:t>
+      </w:r>
+      <w:r>
+        <w:rPr>
+          <w:rFonts w:ascii="Consolas" w:eastAsia="宋体" w:hAnsi="Consolas" w:cs="宋体"/>
+          <w:color w:val="4FC1FF"/>
+          <w:kern w:val="0"/>
+          <w:sz w:val="18"/>
+          <w:szCs w:val="18"/>
+        </w:rPr>
+        <w:t>apiKey</w:t>
+      </w:r>
+      <w:r>
+        <w:rPr>
+          <w:rFonts w:ascii="Consolas" w:eastAsia="宋体" w:hAnsi="Consolas" w:cs="宋体"/>
+          <w:color w:val="D4D4D4"/>
+          <w:kern w:val="0"/>
+          <w:sz w:val="18"/>
+          <w:szCs w:val="18"/>
+        </w:rPr>
+        <w:t xml:space="preserve"> = </w:t>
+      </w:r>
+      <w:r>
+        <w:rPr>
+          <w:rFonts w:ascii="Consolas" w:eastAsia="宋体" w:hAnsi="Consolas" w:cs="宋体"/>
+          <w:color w:val="CE9178"/>
+          <w:kern w:val="0"/>
+          <w:sz w:val="18"/>
+          <w:szCs w:val="18"/>
+        </w:rPr>
+        <w:t>"4tIczBvEFDOJk-3O0ya0PBwbXQhX7ECl"</w:t>
+      </w:r>
+      <w:r>
+        <w:rPr>
+          <w:rFonts w:ascii="Consolas" w:eastAsia="宋体" w:hAnsi="Consolas" w:cs="宋体"/>
+          <w:color w:val="D4D4D4"/>
+          <w:kern w:val="0"/>
+          <w:sz w:val="18"/>
+          <w:szCs w:val="18"/>
+        </w:rPr>
+        <w:t>;</w:t>
+      </w:r>
+    </w:p>
+    <w:p>
+      <w:pPr>
+        <w:widowControl/>
+        <w:shd w:val="clear" w:color="auto" w:fill="1E1E1E"/>
+        <w:spacing w:line="240" w:lineRule="atLeast"/>
+        <w:jc w:val="left"/>
+        <w:rPr>
+          <w:rFonts w:ascii="Consolas" w:eastAsia="宋体" w:hAnsi="Consolas" w:cs="宋体"/>
+          <w:color w:val="D4D4D4"/>
+          <w:kern w:val="0"/>
+          <w:sz w:val="18"/>
+          <w:szCs w:val="18"/>
+        </w:rPr>
+      </w:pPr>
+      <w:r>
+        <w:rPr>
+          <w:rFonts w:ascii="Consolas" w:eastAsia="宋体" w:hAnsi="Consolas" w:cs="宋体"/>
+          <w:color w:val="569CD6"/>
+          <w:kern w:val="0"/>
+          <w:sz w:val="18"/>
+          <w:szCs w:val="18"/>
+        </w:rPr>
+        <w:t>const</w:t>
+      </w:r>
+      <w:r>
+        <w:rPr>
+          <w:rFonts w:ascii="Consolas" w:eastAsia="宋体" w:hAnsi="Consolas" w:cs="宋体"/>
+          <w:color w:val="D4D4D4"/>
+          <w:kern w:val="0"/>
+          <w:sz w:val="18"/>
+          <w:szCs w:val="18"/>
+        </w:rPr>
+        <w:t xml:space="preserve"> </w:t>
+      </w:r>
+      <w:r>
+        <w:rPr>
+          <w:rFonts w:ascii="Consolas" w:eastAsia="宋体" w:hAnsi="Consolas" w:cs="宋体"/>
+          <w:color w:val="4FC1FF"/>
+          <w:kern w:val="0"/>
+          <w:sz w:val="18"/>
+          <w:szCs w:val="18"/>
+        </w:rPr>
+        <w:t>provider</w:t>
+      </w:r>
+      <w:r>
+        <w:rPr>
+          <w:rFonts w:ascii="Consolas" w:eastAsia="宋体" w:hAnsi="Consolas" w:cs="宋体"/>
+          <w:color w:val="D4D4D4"/>
+          <w:kern w:val="0"/>
+          <w:sz w:val="18"/>
+          <w:szCs w:val="18"/>
+        </w:rPr>
+        <w:t xml:space="preserve"> = </w:t>
+      </w:r>
+      <w:r>
+        <w:rPr>
+          <w:rFonts w:ascii="Consolas" w:eastAsia="宋体" w:hAnsi="Consolas" w:cs="宋体"/>
+          <w:color w:val="569CD6"/>
+          <w:kern w:val="0"/>
+          <w:sz w:val="18"/>
+          <w:szCs w:val="18"/>
+        </w:rPr>
+        <w:t>new</w:t>
+      </w:r>
+      <w:r>
+        <w:rPr>
+          <w:rFonts w:ascii="Consolas" w:eastAsia="宋体" w:hAnsi="Consolas" w:cs="宋体"/>
+          <w:color w:val="D4D4D4"/>
+          <w:kern w:val="0"/>
+          <w:sz w:val="18"/>
+          <w:szCs w:val="18"/>
+        </w:rPr>
+        <w:t xml:space="preserve"> </w:t>
+      </w:r>
+      <w:r>
+        <w:rPr>
+          <w:rFonts w:ascii="Consolas" w:eastAsia="宋体" w:hAnsi="Consolas" w:cs="宋体"/>
+          <w:color w:val="9CDCFE"/>
+          <w:kern w:val="0"/>
+          <w:sz w:val="18"/>
+          <w:szCs w:val="18"/>
+        </w:rPr>
+        <w:t>ethers</w:t>
+      </w:r>
+      <w:r>
+        <w:rPr>
+          <w:rFonts w:ascii="Consolas" w:eastAsia="宋体" w:hAnsi="Consolas" w:cs="宋体"/>
+          <w:color w:val="D4D4D4"/>
+          <w:kern w:val="0"/>
+          <w:sz w:val="18"/>
+          <w:szCs w:val="18"/>
+        </w:rPr>
+        <w:t>.</w:t>
+      </w:r>
+      <w:r>
+        <w:rPr>
+          <w:rFonts w:ascii="Consolas" w:eastAsia="宋体" w:hAnsi="Consolas" w:cs="宋体"/>
+          <w:color w:val="9CDCFE"/>
+          <w:kern w:val="0"/>
+          <w:sz w:val="18"/>
+          <w:szCs w:val="18"/>
+        </w:rPr>
+        <w:t>providers</w:t>
+      </w:r>
+      <w:r>
+        <w:rPr>
+          <w:rFonts w:ascii="Consolas" w:eastAsia="宋体" w:hAnsi="Consolas" w:cs="宋体"/>
+          <w:color w:val="D4D4D4"/>
+          <w:kern w:val="0"/>
+          <w:sz w:val="18"/>
+          <w:szCs w:val="18"/>
+        </w:rPr>
+        <w:t>.</w:t>
+      </w:r>
+      <w:r>
+        <w:rPr>
+          <w:rFonts w:ascii="Consolas" w:eastAsia="宋体" w:hAnsi="Consolas" w:cs="宋体"/>
+          <w:color w:val="4EC9B0"/>
+          <w:kern w:val="0"/>
+          <w:sz w:val="18"/>
+          <w:szCs w:val="18"/>
+        </w:rPr>
+        <w:t>AlchemyProvider</w:t>
+      </w:r>
+      <w:r>
+        <w:rPr>
+          <w:rFonts w:ascii="Consolas" w:eastAsia="宋体" w:hAnsi="Consolas" w:cs="宋体"/>
+          <w:color w:val="D4D4D4"/>
+          <w:kern w:val="0"/>
+          <w:sz w:val="18"/>
+          <w:szCs w:val="18"/>
+        </w:rPr>
+        <w:t>(</w:t>
+      </w:r>
+      <w:r>
+        <w:rPr>
+          <w:rFonts w:ascii="Consolas" w:eastAsia="宋体" w:hAnsi="Consolas" w:cs="宋体"/>
+          <w:color w:val="CE9178"/>
+          <w:kern w:val="0"/>
+          <w:sz w:val="18"/>
+          <w:szCs w:val="18"/>
+        </w:rPr>
+        <w:t>"homestead"</w:t>
+      </w:r>
+      <w:r>
+        <w:rPr>
+          <w:rFonts w:ascii="Consolas" w:eastAsia="宋体" w:hAnsi="Consolas" w:cs="宋体"/>
+          <w:color w:val="D4D4D4"/>
+          <w:kern w:val="0"/>
+          <w:sz w:val="18"/>
+          <w:szCs w:val="18"/>
+        </w:rPr>
+        <w:t xml:space="preserve">, </w:t>
+      </w:r>
+      <w:r>
+        <w:rPr>
+          <w:rFonts w:ascii="Consolas" w:eastAsia="宋体" w:hAnsi="Consolas" w:cs="宋体"/>
+          <w:color w:val="4FC1FF"/>
+          <w:kern w:val="0"/>
+          <w:sz w:val="18"/>
+          <w:szCs w:val="18"/>
+        </w:rPr>
+        <w:t>apiKey</w:t>
+      </w:r>
+      <w:r>
+        <w:rPr>
+          <w:rFonts w:ascii="Consolas" w:eastAsia="宋体" w:hAnsi="Consolas" w:cs="宋体"/>
+          <w:color w:val="D4D4D4"/>
+          <w:kern w:val="0"/>
+          <w:sz w:val="18"/>
+          <w:szCs w:val="18"/>
+        </w:rPr>
+        <w:t>);</w:t>
+      </w:r>
+    </w:p>
+    <w:p>
+      <w:pPr>
+        <w:widowControl/>
+        <w:shd w:val="clear" w:color="auto" w:fill="1E1E1E"/>
+        <w:spacing w:line="240" w:lineRule="atLeast"/>
+        <w:jc w:val="left"/>
+        <w:rPr>
+          <w:rFonts w:ascii="Consolas" w:eastAsia="宋体" w:hAnsi="Consolas" w:cs="宋体"/>
+          <w:color w:val="D4D4D4"/>
+          <w:kern w:val="0"/>
+          <w:sz w:val="18"/>
+          <w:szCs w:val="18"/>
+        </w:rPr>
+      </w:pPr>
+    </w:p>
+    <w:p>
+      <w:pPr>
+        <w:widowControl/>
+        <w:shd w:val="clear" w:color="auto" w:fill="1E1E1E"/>
+        <w:spacing w:line="240" w:lineRule="atLeast"/>
+        <w:jc w:val="left"/>
+        <w:rPr>
+          <w:rFonts w:ascii="Consolas" w:eastAsia="宋体" w:hAnsi="Consolas" w:cs="宋体"/>
+          <w:color w:val="D4D4D4"/>
+          <w:kern w:val="0"/>
+          <w:sz w:val="18"/>
+          <w:szCs w:val="18"/>
+        </w:rPr>
+      </w:pPr>
+      <w:r>
+        <w:rPr>
+          <w:rFonts w:ascii="Consolas" w:eastAsia="宋体" w:hAnsi="Consolas" w:cs="宋体"/>
+          <w:color w:val="6A9955"/>
+          <w:kern w:val="0"/>
+          <w:sz w:val="18"/>
+          <w:szCs w:val="18"/>
+        </w:rPr>
+        <w:t xml:space="preserve">// </w:t>
+      </w:r>
+      <w:r>
+        <w:rPr>
+          <w:rFonts w:ascii="Consolas" w:eastAsia="宋体" w:hAnsi="Consolas" w:cs="宋体"/>
+          <w:color w:val="6A9955"/>
+          <w:kern w:val="0"/>
+          <w:sz w:val="18"/>
+          <w:szCs w:val="18"/>
+        </w:rPr>
+        <w:t>生成合约实例</w:t>
+      </w:r>
+    </w:p>
+    <w:p>
+      <w:pPr>
+        <w:widowControl/>
+        <w:shd w:val="clear" w:color="auto" w:fill="1E1E1E"/>
+        <w:spacing w:line="240" w:lineRule="atLeast"/>
+        <w:jc w:val="left"/>
+        <w:rPr>
+          <w:rFonts w:ascii="Consolas" w:eastAsia="宋体" w:hAnsi="Consolas" w:cs="宋体"/>
+          <w:color w:val="D4D4D4"/>
+          <w:kern w:val="0"/>
+          <w:sz w:val="18"/>
+          <w:szCs w:val="18"/>
+        </w:rPr>
+      </w:pPr>
+      <w:r>
+        <w:rPr>
+          <w:rFonts w:ascii="Consolas" w:eastAsia="宋体" w:hAnsi="Consolas" w:cs="宋体"/>
+          <w:color w:val="569CD6"/>
+          <w:kern w:val="0"/>
+          <w:sz w:val="18"/>
+          <w:szCs w:val="18"/>
+        </w:rPr>
+        <w:t>const</w:t>
+      </w:r>
+      <w:r>
+        <w:rPr>
+          <w:rFonts w:ascii="Consolas" w:eastAsia="宋体" w:hAnsi="Consolas" w:cs="宋体"/>
+          <w:color w:val="D4D4D4"/>
+          <w:kern w:val="0"/>
+          <w:sz w:val="18"/>
+          <w:szCs w:val="18"/>
+        </w:rPr>
+        <w:t xml:space="preserve"> </w:t>
+      </w:r>
+      <w:r>
+        <w:rPr>
+          <w:rFonts w:ascii="Consolas" w:eastAsia="宋体" w:hAnsi="Consolas" w:cs="宋体"/>
+          <w:color w:val="4FC1FF"/>
+          <w:kern w:val="0"/>
+          <w:sz w:val="18"/>
+          <w:szCs w:val="18"/>
+        </w:rPr>
+        <w:t>address</w:t>
+      </w:r>
+      <w:r>
+        <w:rPr>
+          <w:rFonts w:ascii="Consolas" w:eastAsia="宋体" w:hAnsi="Consolas" w:cs="宋体"/>
+          <w:color w:val="D4D4D4"/>
+          <w:kern w:val="0"/>
+          <w:sz w:val="18"/>
+          <w:szCs w:val="18"/>
+        </w:rPr>
+        <w:t xml:space="preserve"> = </w:t>
+      </w:r>
+      <w:r>
+        <w:rPr>
+          <w:rFonts w:ascii="Consolas" w:eastAsia="宋体" w:hAnsi="Consolas" w:cs="宋体"/>
+          <w:color w:val="CE9178"/>
+          <w:kern w:val="0"/>
+          <w:sz w:val="18"/>
+          <w:szCs w:val="18"/>
+        </w:rPr>
+        <w:t>"0xdAC17F958D2ee523a2206206994597C13D831ec7"</w:t>
+      </w:r>
+      <w:r>
+        <w:rPr>
+          <w:rFonts w:ascii="Consolas" w:eastAsia="宋体" w:hAnsi="Consolas" w:cs="宋体"/>
+          <w:color w:val="D4D4D4"/>
+          <w:kern w:val="0"/>
+          <w:sz w:val="18"/>
+          <w:szCs w:val="18"/>
+        </w:rPr>
+        <w:t>;</w:t>
+      </w:r>
+    </w:p>
+    <w:p>
+      <w:pPr>
+        <w:widowControl/>
+        <w:shd w:val="clear" w:color="auto" w:fill="1E1E1E"/>
+        <w:spacing w:line="240" w:lineRule="atLeast"/>
+        <w:jc w:val="left"/>
+        <w:rPr>
+          <w:rFonts w:ascii="Consolas" w:eastAsia="宋体" w:hAnsi="Consolas" w:cs="宋体"/>
+          <w:color w:val="D4D4D4"/>
+          <w:kern w:val="0"/>
+          <w:sz w:val="18"/>
+          <w:szCs w:val="18"/>
+        </w:rPr>
+      </w:pPr>
+      <w:r>
+        <w:rPr>
+          <w:rFonts w:ascii="Consolas" w:eastAsia="宋体" w:hAnsi="Consolas" w:cs="宋体"/>
+          <w:color w:val="569CD6"/>
+          <w:kern w:val="0"/>
+          <w:sz w:val="18"/>
+          <w:szCs w:val="18"/>
+        </w:rPr>
+        <w:t>const</w:t>
+      </w:r>
+      <w:r>
+        <w:rPr>
+          <w:rFonts w:ascii="Consolas" w:eastAsia="宋体" w:hAnsi="Consolas" w:cs="宋体"/>
+          <w:color w:val="D4D4D4"/>
+          <w:kern w:val="0"/>
+          <w:sz w:val="18"/>
+          <w:szCs w:val="18"/>
+        </w:rPr>
+        <w:t xml:space="preserve"> </w:t>
+      </w:r>
+      <w:r>
+        <w:rPr>
+          <w:rFonts w:ascii="Consolas" w:eastAsia="宋体" w:hAnsi="Consolas" w:cs="宋体"/>
+          <w:color w:val="4FC1FF"/>
+          <w:kern w:val="0"/>
+          <w:sz w:val="18"/>
+          <w:szCs w:val="18"/>
+        </w:rPr>
+        <w:t>abi</w:t>
+      </w:r>
+      <w:r>
+        <w:rPr>
+          <w:rFonts w:ascii="Consolas" w:eastAsia="宋体" w:hAnsi="Consolas" w:cs="宋体"/>
+          <w:color w:val="D4D4D4"/>
+          <w:kern w:val="0"/>
+          <w:sz w:val="18"/>
+          <w:szCs w:val="18"/>
+        </w:rPr>
+        <w:t xml:space="preserve"> = </w:t>
+      </w:r>
+      <w:r>
+        <w:rPr>
+          <w:rFonts w:ascii="Consolas" w:eastAsia="宋体" w:hAnsi="Consolas" w:cs="宋体"/>
+          <w:color w:val="9CDCFE"/>
+          <w:kern w:val="0"/>
+          <w:sz w:val="18"/>
+          <w:szCs w:val="18"/>
+        </w:rPr>
+        <w:t>JSON</w:t>
+      </w:r>
+      <w:r>
+        <w:rPr>
+          <w:rFonts w:ascii="Consolas" w:eastAsia="宋体" w:hAnsi="Consolas" w:cs="宋体"/>
+          <w:color w:val="D4D4D4"/>
+          <w:kern w:val="0"/>
+          <w:sz w:val="18"/>
+          <w:szCs w:val="18"/>
+        </w:rPr>
+        <w:t>.</w:t>
+      </w:r>
+      <w:r>
+        <w:rPr>
+          <w:rFonts w:ascii="Consolas" w:eastAsia="宋体" w:hAnsi="Consolas" w:cs="宋体"/>
+          <w:color w:val="DCDCAA"/>
+          <w:kern w:val="0"/>
+          <w:sz w:val="18"/>
+          <w:szCs w:val="18"/>
+        </w:rPr>
+        <w:t>parse</w:t>
+      </w:r>
+      <w:r>
+        <w:rPr>
+          <w:rFonts w:ascii="Consolas" w:eastAsia="宋体" w:hAnsi="Consolas" w:cs="宋体"/>
+          <w:color w:val="D4D4D4"/>
+          <w:kern w:val="0"/>
+          <w:sz w:val="18"/>
+          <w:szCs w:val="18"/>
+        </w:rPr>
+        <w:t>(</w:t>
+      </w:r>
+      <w:r>
+        <w:rPr>
+          <w:rFonts w:ascii="Consolas" w:eastAsia="宋体" w:hAnsi="Consolas" w:cs="宋体"/>
+          <w:color w:val="4EC9B0"/>
+          <w:kern w:val="0"/>
+          <w:sz w:val="18"/>
+          <w:szCs w:val="18"/>
+        </w:rPr>
+        <w:t>fs</w:t>
+      </w:r>
+      <w:r>
+        <w:rPr>
+          <w:rFonts w:ascii="Consolas" w:eastAsia="宋体" w:hAnsi="Consolas" w:cs="宋体"/>
+          <w:color w:val="D4D4D4"/>
+          <w:kern w:val="0"/>
+          <w:sz w:val="18"/>
+          <w:szCs w:val="18"/>
+        </w:rPr>
+        <w:t>.</w:t>
+      </w:r>
+      <w:r>
+        <w:rPr>
+          <w:rFonts w:ascii="Consolas" w:eastAsia="宋体" w:hAnsi="Consolas" w:cs="宋体"/>
+          <w:color w:val="DCDCAA"/>
+          <w:kern w:val="0"/>
+          <w:sz w:val="18"/>
+          <w:szCs w:val="18"/>
+        </w:rPr>
+        <w:t>readFileSync</w:t>
+      </w:r>
+      <w:r>
+        <w:rPr>
+          <w:rFonts w:ascii="Consolas" w:eastAsia="宋体" w:hAnsi="Consolas" w:cs="宋体"/>
+          <w:color w:val="D4D4D4"/>
+          <w:kern w:val="0"/>
+          <w:sz w:val="18"/>
+          <w:szCs w:val="18"/>
+        </w:rPr>
+        <w:t>(</w:t>
+      </w:r>
+      <w:r>
+        <w:rPr>
+          <w:rFonts w:ascii="Consolas" w:eastAsia="宋体" w:hAnsi="Consolas" w:cs="宋体"/>
+          <w:color w:val="CE9178"/>
+          <w:kern w:val="0"/>
+          <w:sz w:val="18"/>
+          <w:szCs w:val="18"/>
+        </w:rPr>
+        <w:t>"./ERC20.json"</w:t>
+      </w:r>
+      <w:r>
+        <w:rPr>
+          <w:rFonts w:ascii="Consolas" w:eastAsia="宋体" w:hAnsi="Consolas" w:cs="宋体"/>
+          <w:color w:val="D4D4D4"/>
+          <w:kern w:val="0"/>
+          <w:sz w:val="18"/>
+          <w:szCs w:val="18"/>
+        </w:rPr>
+        <w:t>));</w:t>
+      </w:r>
+    </w:p>
+    <w:p>
+      <w:pPr>
+        <w:widowControl/>
+        <w:shd w:val="clear" w:color="auto" w:fill="1E1E1E"/>
+        <w:spacing w:line="240" w:lineRule="atLeast"/>
+        <w:jc w:val="left"/>
+        <w:rPr>
+          <w:rFonts w:ascii="Consolas" w:eastAsia="宋体" w:hAnsi="Consolas" w:cs="宋体"/>
+          <w:color w:val="D4D4D4"/>
+          <w:kern w:val="0"/>
+          <w:sz w:val="18"/>
+          <w:szCs w:val="18"/>
+        </w:rPr>
+      </w:pPr>
+      <w:r>
+        <w:rPr>
+          <w:rFonts w:ascii="Consolas" w:eastAsia="宋体" w:hAnsi="Consolas" w:cs="宋体"/>
+          <w:color w:val="569CD6"/>
+          <w:kern w:val="0"/>
+          <w:sz w:val="18"/>
+          <w:szCs w:val="18"/>
+        </w:rPr>
+        <w:t>const</w:t>
+      </w:r>
+      <w:r>
+        <w:rPr>
+          <w:rFonts w:ascii="Consolas" w:eastAsia="宋体" w:hAnsi="Consolas" w:cs="宋体"/>
+          <w:color w:val="D4D4D4"/>
+          <w:kern w:val="0"/>
+          <w:sz w:val="18"/>
+          <w:szCs w:val="18"/>
+        </w:rPr>
+        <w:t xml:space="preserve"> </w:t>
+      </w:r>
+      <w:r>
+        <w:rPr>
+          <w:rFonts w:ascii="Consolas" w:eastAsia="宋体" w:hAnsi="Consolas" w:cs="宋体"/>
+          <w:color w:val="4FC1FF"/>
+          <w:kern w:val="0"/>
+          <w:sz w:val="18"/>
+          <w:szCs w:val="18"/>
+        </w:rPr>
+        <w:t>contract</w:t>
+      </w:r>
+      <w:r>
+        <w:rPr>
+          <w:rFonts w:ascii="Consolas" w:eastAsia="宋体" w:hAnsi="Consolas" w:cs="宋体"/>
+          <w:color w:val="D4D4D4"/>
+          <w:kern w:val="0"/>
+          <w:sz w:val="18"/>
+          <w:szCs w:val="18"/>
+        </w:rPr>
+        <w:t xml:space="preserve"> = </w:t>
+      </w:r>
+      <w:r>
+        <w:rPr>
+          <w:rFonts w:ascii="Consolas" w:eastAsia="宋体" w:hAnsi="Consolas" w:cs="宋体"/>
+          <w:color w:val="569CD6"/>
+          <w:kern w:val="0"/>
+          <w:sz w:val="18"/>
+          <w:szCs w:val="18"/>
+        </w:rPr>
+        <w:t>new</w:t>
+      </w:r>
+      <w:r>
+        <w:rPr>
+          <w:rFonts w:ascii="Consolas" w:eastAsia="宋体" w:hAnsi="Consolas" w:cs="宋体"/>
+          <w:color w:val="D4D4D4"/>
+          <w:kern w:val="0"/>
+          <w:sz w:val="18"/>
+          <w:szCs w:val="18"/>
+        </w:rPr>
+        <w:t xml:space="preserve"> </w:t>
+      </w:r>
+      <w:r>
+        <w:rPr>
+          <w:rFonts w:ascii="Consolas" w:eastAsia="宋体" w:hAnsi="Consolas" w:cs="宋体"/>
+          <w:color w:val="9CDCFE"/>
+          <w:kern w:val="0"/>
+          <w:sz w:val="18"/>
+          <w:szCs w:val="18"/>
+        </w:rPr>
+        <w:t>ethers</w:t>
+      </w:r>
+      <w:r>
+        <w:rPr>
+          <w:rFonts w:ascii="Consolas" w:eastAsia="宋体" w:hAnsi="Consolas" w:cs="宋体"/>
+          <w:color w:val="D4D4D4"/>
+          <w:kern w:val="0"/>
+          <w:sz w:val="18"/>
+          <w:szCs w:val="18"/>
+        </w:rPr>
+        <w:t>.</w:t>
+      </w:r>
+      <w:r>
+        <w:rPr>
+          <w:rFonts w:ascii="Consolas" w:eastAsia="宋体" w:hAnsi="Consolas" w:cs="宋体"/>
+          <w:color w:val="4EC9B0"/>
+          <w:kern w:val="0"/>
+          <w:sz w:val="18"/>
+          <w:szCs w:val="18"/>
+        </w:rPr>
+        <w:t>Contract</w:t>
+      </w:r>
+      <w:r>
+        <w:rPr>
+          <w:rFonts w:ascii="Consolas" w:eastAsia="宋体" w:hAnsi="Consolas" w:cs="宋体"/>
+          <w:color w:val="D4D4D4"/>
+          <w:kern w:val="0"/>
+          <w:sz w:val="18"/>
+          <w:szCs w:val="18"/>
+        </w:rPr>
+        <w:t>(</w:t>
+      </w:r>
+      <w:r>
+        <w:rPr>
+          <w:rFonts w:ascii="Consolas" w:eastAsia="宋体" w:hAnsi="Consolas" w:cs="宋体"/>
+          <w:color w:val="4FC1FF"/>
+          <w:kern w:val="0"/>
+          <w:sz w:val="18"/>
+          <w:szCs w:val="18"/>
+        </w:rPr>
+        <w:t>address</w:t>
+      </w:r>
+      <w:r>
+        <w:rPr>
+          <w:rFonts w:ascii="Consolas" w:eastAsia="宋体" w:hAnsi="Consolas" w:cs="宋体"/>
+          <w:color w:val="D4D4D4"/>
+          <w:kern w:val="0"/>
+          <w:sz w:val="18"/>
+          <w:szCs w:val="18"/>
+        </w:rPr>
+        <w:t xml:space="preserve">, </w:t>
+      </w:r>
+      <w:r>
+        <w:rPr>
+          <w:rFonts w:ascii="Consolas" w:eastAsia="宋体" w:hAnsi="Consolas" w:cs="宋体"/>
+          <w:color w:val="4FC1FF"/>
+          <w:kern w:val="0"/>
+          <w:sz w:val="18"/>
+          <w:szCs w:val="18"/>
+        </w:rPr>
+        <w:t>abi</w:t>
+      </w:r>
+      <w:r>
+        <w:rPr>
+          <w:rFonts w:ascii="Consolas" w:eastAsia="宋体" w:hAnsi="Consolas" w:cs="宋体"/>
+          <w:color w:val="D4D4D4"/>
+          <w:kern w:val="0"/>
+          <w:sz w:val="18"/>
+          <w:szCs w:val="18"/>
+        </w:rPr>
+        <w:t xml:space="preserve">, </w:t>
+      </w:r>
+      <w:r>
+        <w:rPr>
+          <w:rFonts w:ascii="Consolas" w:eastAsia="宋体" w:hAnsi="Consolas" w:cs="宋体"/>
+          <w:color w:val="4FC1FF"/>
+          <w:kern w:val="0"/>
+          <w:sz w:val="18"/>
+          <w:szCs w:val="18"/>
+        </w:rPr>
+        <w:t>provider</w:t>
+      </w:r>
+      <w:r>
+        <w:rPr>
+          <w:rFonts w:ascii="Consolas" w:eastAsia="宋体" w:hAnsi="Consolas" w:cs="宋体"/>
+          <w:color w:val="D4D4D4"/>
+          <w:kern w:val="0"/>
+          <w:sz w:val="18"/>
+          <w:szCs w:val="18"/>
+        </w:rPr>
+        <w:t>);</w:t>
+      </w:r>
+    </w:p>
+    <w:p>
+      <w:pPr>
+        <w:widowControl/>
+        <w:shd w:val="clear" w:color="auto" w:fill="1E1E1E"/>
+        <w:spacing w:line="240" w:lineRule="atLeast"/>
+        <w:jc w:val="left"/>
+        <w:rPr>
+          <w:rFonts w:ascii="Consolas" w:eastAsia="宋体" w:hAnsi="Consolas" w:cs="宋体"/>
+          <w:color w:val="D4D4D4"/>
+          <w:kern w:val="0"/>
+          <w:sz w:val="18"/>
+          <w:szCs w:val="18"/>
+        </w:rPr>
+      </w:pPr>
+    </w:p>
+    <w:p>
+      <w:pPr>
+        <w:widowControl/>
+        <w:shd w:val="clear" w:color="auto" w:fill="1E1E1E"/>
+        <w:spacing w:line="240" w:lineRule="atLeast"/>
+        <w:jc w:val="left"/>
+        <w:rPr>
+          <w:rFonts w:ascii="Consolas" w:eastAsia="宋体" w:hAnsi="Consolas" w:cs="宋体"/>
+          <w:color w:val="D4D4D4"/>
+          <w:kern w:val="0"/>
+          <w:sz w:val="18"/>
+          <w:szCs w:val="18"/>
+        </w:rPr>
+      </w:pPr>
+      <w:r>
+        <w:rPr>
+          <w:rFonts w:ascii="Consolas" w:eastAsia="宋体" w:hAnsi="Consolas" w:cs="宋体"/>
+          <w:color w:val="569CD6"/>
+          <w:kern w:val="0"/>
+          <w:sz w:val="18"/>
+          <w:szCs w:val="18"/>
+        </w:rPr>
+        <w:t>async</w:t>
+      </w:r>
+      <w:r>
+        <w:rPr>
+          <w:rFonts w:ascii="Consolas" w:eastAsia="宋体" w:hAnsi="Consolas" w:cs="宋体"/>
+          <w:color w:val="D4D4D4"/>
+          <w:kern w:val="0"/>
+          <w:sz w:val="18"/>
+          <w:szCs w:val="18"/>
+        </w:rPr>
+        <w:t xml:space="preserve"> </w:t>
+      </w:r>
+      <w:r>
+        <w:rPr>
+          <w:rFonts w:ascii="Consolas" w:eastAsia="宋体" w:hAnsi="Consolas" w:cs="宋体"/>
+          <w:color w:val="569CD6"/>
+          <w:kern w:val="0"/>
+          <w:sz w:val="18"/>
+          <w:szCs w:val="18"/>
+        </w:rPr>
+        <w:t>function</w:t>
+      </w:r>
+      <w:r>
+        <w:rPr>
+          <w:rFonts w:ascii="Consolas" w:eastAsia="宋体" w:hAnsi="Consolas" w:cs="宋体"/>
+          <w:color w:val="D4D4D4"/>
+          <w:kern w:val="0"/>
+          <w:sz w:val="18"/>
+          <w:szCs w:val="18"/>
+        </w:rPr>
+        <w:t xml:space="preserve"> </w:t>
+      </w:r>
+      <w:r>
+        <w:rPr>
+          <w:rFonts w:ascii="Consolas" w:eastAsia="宋体" w:hAnsi="Consolas" w:cs="宋体"/>
+          <w:color w:val="DCDCAA"/>
+          <w:kern w:val="0"/>
+          <w:sz w:val="18"/>
+          <w:szCs w:val="18"/>
+        </w:rPr>
+        <w:t>main</w:t>
+      </w:r>
+      <w:r>
+        <w:rPr>
+          <w:rFonts w:ascii="Consolas" w:eastAsia="宋体" w:hAnsi="Consolas" w:cs="宋体"/>
+          <w:color w:val="D4D4D4"/>
+          <w:kern w:val="0"/>
+          <w:sz w:val="18"/>
+          <w:szCs w:val="18"/>
+        </w:rPr>
+        <w:t>() {</w:t>
+      </w:r>
+    </w:p>
+    <w:p>
+      <w:pPr>
+        <w:widowControl/>
+        <w:shd w:val="clear" w:color="auto" w:fill="1E1E1E"/>
+        <w:spacing w:line="240" w:lineRule="atLeast"/>
+        <w:jc w:val="left"/>
+        <w:rPr>
+          <w:rFonts w:ascii="Consolas" w:eastAsia="宋体" w:hAnsi="Consolas" w:cs="宋体"/>
+          <w:color w:val="D4D4D4"/>
+          <w:kern w:val="0"/>
+          <w:sz w:val="18"/>
+          <w:szCs w:val="18"/>
+        </w:rPr>
+      </w:pPr>
+    </w:p>
+    <w:p>
+      <w:pPr>
+        <w:widowControl/>
+        <w:shd w:val="clear" w:color="auto" w:fill="1E1E1E"/>
+        <w:spacing w:line="240" w:lineRule="atLeast"/>
+        <w:jc w:val="left"/>
+        <w:rPr>
+          <w:rFonts w:ascii="Consolas" w:eastAsia="宋体" w:hAnsi="Consolas" w:cs="宋体"/>
+          <w:color w:val="D4D4D4"/>
+          <w:kern w:val="0"/>
+          <w:sz w:val="18"/>
+          <w:szCs w:val="18"/>
+        </w:rPr>
+      </w:pPr>
+      <w:r>
+        <w:rPr>
+          <w:rFonts w:ascii="Consolas" w:eastAsia="宋体" w:hAnsi="Consolas" w:cs="宋体"/>
+          <w:color w:val="D4D4D4"/>
+          <w:kern w:val="0"/>
+          <w:sz w:val="18"/>
+          <w:szCs w:val="18"/>
+        </w:rPr>
+        <w:t xml:space="preserve">  </w:t>
+      </w:r>
+      <w:r>
+        <w:rPr>
+          <w:rFonts w:ascii="Consolas" w:eastAsia="宋体" w:hAnsi="Consolas" w:cs="宋体"/>
+          <w:color w:val="6A9955"/>
+          <w:kern w:val="0"/>
+          <w:sz w:val="18"/>
+          <w:szCs w:val="18"/>
+        </w:rPr>
+        <w:t xml:space="preserve">// </w:t>
+      </w:r>
+      <w:r>
+        <w:rPr>
+          <w:rFonts w:ascii="Consolas" w:eastAsia="宋体" w:hAnsi="Consolas" w:cs="宋体"/>
+          <w:color w:val="6A9955"/>
+          <w:kern w:val="0"/>
+          <w:sz w:val="18"/>
+          <w:szCs w:val="18"/>
+        </w:rPr>
+        <w:t>获取链基本信息</w:t>
+      </w:r>
+    </w:p>
+    <w:p>
+      <w:pPr>
+        <w:widowControl/>
+        <w:shd w:val="clear" w:color="auto" w:fill="1E1E1E"/>
+        <w:spacing w:line="240" w:lineRule="atLeast"/>
+        <w:jc w:val="left"/>
+        <w:rPr>
+          <w:rFonts w:ascii="Consolas" w:eastAsia="宋体" w:hAnsi="Consolas" w:cs="宋体"/>
+          <w:color w:val="D4D4D4"/>
+          <w:kern w:val="0"/>
+          <w:sz w:val="18"/>
+          <w:szCs w:val="18"/>
+        </w:rPr>
+      </w:pPr>
+      <w:r>
+        <w:rPr>
+          <w:rFonts w:ascii="Consolas" w:eastAsia="宋体" w:hAnsi="Consolas" w:cs="宋体"/>
+          <w:color w:val="D4D4D4"/>
+          <w:kern w:val="0"/>
+          <w:sz w:val="18"/>
+          <w:szCs w:val="18"/>
+        </w:rPr>
+        <w:t xml:space="preserve">  </w:t>
+      </w:r>
+      <w:r>
+        <w:rPr>
+          <w:rFonts w:ascii="Consolas" w:eastAsia="宋体" w:hAnsi="Consolas" w:cs="宋体"/>
+          <w:color w:val="6A9955"/>
+          <w:kern w:val="0"/>
+          <w:sz w:val="18"/>
+          <w:szCs w:val="18"/>
+        </w:rPr>
+        <w:t>// const network = await provider.getNetwork();</w:t>
+      </w:r>
+    </w:p>
+    <w:p>
+      <w:pPr>
+        <w:widowControl/>
+        <w:shd w:val="clear" w:color="auto" w:fill="1E1E1E"/>
+        <w:spacing w:line="240" w:lineRule="atLeast"/>
+        <w:jc w:val="left"/>
+        <w:rPr>
+          <w:rFonts w:ascii="Consolas" w:eastAsia="宋体" w:hAnsi="Consolas" w:cs="宋体"/>
+          <w:color w:val="D4D4D4"/>
+          <w:kern w:val="0"/>
+          <w:sz w:val="18"/>
+          <w:szCs w:val="18"/>
+        </w:rPr>
+      </w:pPr>
+      <w:r>
+        <w:rPr>
+          <w:rFonts w:ascii="Consolas" w:eastAsia="宋体" w:hAnsi="Consolas" w:cs="宋体"/>
+          <w:color w:val="D4D4D4"/>
+          <w:kern w:val="0"/>
+          <w:sz w:val="18"/>
+          <w:szCs w:val="18"/>
+        </w:rPr>
+        <w:t xml:space="preserve">  </w:t>
+      </w:r>
+      <w:r>
+        <w:rPr>
+          <w:rFonts w:ascii="Consolas" w:eastAsia="宋体" w:hAnsi="Consolas" w:cs="宋体"/>
+          <w:color w:val="569CD6"/>
+          <w:kern w:val="0"/>
+          <w:sz w:val="18"/>
+          <w:szCs w:val="18"/>
+        </w:rPr>
+        <w:t>const</w:t>
+      </w:r>
+      <w:r>
+        <w:rPr>
+          <w:rFonts w:ascii="Consolas" w:eastAsia="宋体" w:hAnsi="Consolas" w:cs="宋体"/>
+          <w:color w:val="D4D4D4"/>
+          <w:kern w:val="0"/>
+          <w:sz w:val="18"/>
+          <w:szCs w:val="18"/>
+        </w:rPr>
+        <w:t xml:space="preserve"> </w:t>
+      </w:r>
+      <w:r>
+        <w:rPr>
+          <w:rFonts w:ascii="Consolas" w:eastAsia="宋体" w:hAnsi="Consolas" w:cs="宋体"/>
+          <w:color w:val="4FC1FF"/>
+          <w:kern w:val="0"/>
+          <w:sz w:val="18"/>
+          <w:szCs w:val="18"/>
+        </w:rPr>
+        <w:t>blockNumber</w:t>
+      </w:r>
+      <w:r>
+        <w:rPr>
+          <w:rFonts w:ascii="Consolas" w:eastAsia="宋体" w:hAnsi="Consolas" w:cs="宋体"/>
+          <w:color w:val="D4D4D4"/>
+          <w:kern w:val="0"/>
+          <w:sz w:val="18"/>
+          <w:szCs w:val="18"/>
+        </w:rPr>
+        <w:t xml:space="preserve"> = </w:t>
+      </w:r>
+      <w:r>
+        <w:rPr>
+          <w:rFonts w:ascii="Consolas" w:eastAsia="宋体" w:hAnsi="Consolas" w:cs="宋体"/>
+          <w:color w:val="C586C0"/>
+          <w:kern w:val="0"/>
+          <w:sz w:val="18"/>
+          <w:szCs w:val="18"/>
+        </w:rPr>
+        <w:t>await</w:t>
+      </w:r>
+      <w:r>
+        <w:rPr>
+          <w:rFonts w:ascii="Consolas" w:eastAsia="宋体" w:hAnsi="Consolas" w:cs="宋体"/>
+          <w:color w:val="D4D4D4"/>
+          <w:kern w:val="0"/>
+          <w:sz w:val="18"/>
+          <w:szCs w:val="18"/>
+        </w:rPr>
+        <w:t xml:space="preserve"> </w:t>
+      </w:r>
+      <w:r>
+        <w:rPr>
+          <w:rFonts w:ascii="Consolas" w:eastAsia="宋体" w:hAnsi="Consolas" w:cs="宋体"/>
+          <w:color w:val="4FC1FF"/>
+          <w:kern w:val="0"/>
+          <w:sz w:val="18"/>
+          <w:szCs w:val="18"/>
+        </w:rPr>
+        <w:t>provider</w:t>
+      </w:r>
+      <w:r>
+        <w:rPr>
+          <w:rFonts w:ascii="Consolas" w:eastAsia="宋体" w:hAnsi="Consolas" w:cs="宋体"/>
+          <w:color w:val="D4D4D4"/>
+          <w:kern w:val="0"/>
+          <w:sz w:val="18"/>
+          <w:szCs w:val="18"/>
+        </w:rPr>
+        <w:t>.</w:t>
+      </w:r>
+      <w:r>
+        <w:rPr>
+          <w:rFonts w:ascii="Consolas" w:eastAsia="宋体" w:hAnsi="Consolas" w:cs="宋体"/>
+          <w:color w:val="DCDCAA"/>
+          <w:kern w:val="0"/>
+          <w:sz w:val="18"/>
+          <w:szCs w:val="18"/>
+        </w:rPr>
+        <w:t>getBlockNumber</w:t>
+      </w:r>
+      <w:r>
+        <w:rPr>
+          <w:rFonts w:ascii="Consolas" w:eastAsia="宋体" w:hAnsi="Consolas" w:cs="宋体"/>
+          <w:color w:val="D4D4D4"/>
+          <w:kern w:val="0"/>
+          <w:sz w:val="18"/>
+          <w:szCs w:val="18"/>
+        </w:rPr>
+        <w:t>();</w:t>
+      </w:r>
+    </w:p>
+    <w:p>
+      <w:pPr>
+        <w:widowControl/>
+        <w:shd w:val="clear" w:color="auto" w:fill="1E1E1E"/>
+        <w:spacing w:line="240" w:lineRule="atLeast"/>
+        <w:jc w:val="left"/>
+        <w:rPr>
+          <w:rFonts w:ascii="Consolas" w:eastAsia="宋体" w:hAnsi="Consolas" w:cs="宋体"/>
+          <w:color w:val="D4D4D4"/>
+          <w:kern w:val="0"/>
+          <w:sz w:val="18"/>
+          <w:szCs w:val="18"/>
+        </w:rPr>
+      </w:pPr>
+      <w:r>
+        <w:rPr>
+          <w:rFonts w:ascii="Consolas" w:eastAsia="宋体" w:hAnsi="Consolas" w:cs="宋体"/>
+          <w:color w:val="D4D4D4"/>
+          <w:kern w:val="0"/>
+          <w:sz w:val="18"/>
+          <w:szCs w:val="18"/>
+        </w:rPr>
+        <w:t xml:space="preserve">  </w:t>
+      </w:r>
+      <w:r>
+        <w:rPr>
+          <w:rFonts w:ascii="Consolas" w:eastAsia="宋体" w:hAnsi="Consolas" w:cs="宋体"/>
+          <w:color w:val="569CD6"/>
+          <w:kern w:val="0"/>
+          <w:sz w:val="18"/>
+          <w:szCs w:val="18"/>
+        </w:rPr>
+        <w:t>const</w:t>
+      </w:r>
+      <w:r>
+        <w:rPr>
+          <w:rFonts w:ascii="Consolas" w:eastAsia="宋体" w:hAnsi="Consolas" w:cs="宋体"/>
+          <w:color w:val="D4D4D4"/>
+          <w:kern w:val="0"/>
+          <w:sz w:val="18"/>
+          <w:szCs w:val="18"/>
+        </w:rPr>
+        <w:t xml:space="preserve"> </w:t>
+      </w:r>
+      <w:r>
+        <w:rPr>
+          <w:rFonts w:ascii="Consolas" w:eastAsia="宋体" w:hAnsi="Consolas" w:cs="宋体"/>
+          <w:color w:val="4FC1FF"/>
+          <w:kern w:val="0"/>
+          <w:sz w:val="18"/>
+          <w:szCs w:val="18"/>
+        </w:rPr>
+        <w:t>gasPrice</w:t>
+      </w:r>
+      <w:r>
+        <w:rPr>
+          <w:rFonts w:ascii="Consolas" w:eastAsia="宋体" w:hAnsi="Consolas" w:cs="宋体"/>
+          <w:color w:val="D4D4D4"/>
+          <w:kern w:val="0"/>
+          <w:sz w:val="18"/>
+          <w:szCs w:val="18"/>
+        </w:rPr>
+        <w:t xml:space="preserve"> = </w:t>
+      </w:r>
+      <w:r>
+        <w:rPr>
+          <w:rFonts w:ascii="Consolas" w:eastAsia="宋体" w:hAnsi="Consolas" w:cs="宋体"/>
+          <w:color w:val="C586C0"/>
+          <w:kern w:val="0"/>
+          <w:sz w:val="18"/>
+          <w:szCs w:val="18"/>
+        </w:rPr>
+        <w:t>await</w:t>
+      </w:r>
+      <w:r>
+        <w:rPr>
+          <w:rFonts w:ascii="Consolas" w:eastAsia="宋体" w:hAnsi="Consolas" w:cs="宋体"/>
+          <w:color w:val="D4D4D4"/>
+          <w:kern w:val="0"/>
+          <w:sz w:val="18"/>
+          <w:szCs w:val="18"/>
+        </w:rPr>
+        <w:t xml:space="preserve"> </w:t>
+      </w:r>
+      <w:r>
+        <w:rPr>
+          <w:rFonts w:ascii="Consolas" w:eastAsia="宋体" w:hAnsi="Consolas" w:cs="宋体"/>
+          <w:color w:val="4FC1FF"/>
+          <w:kern w:val="0"/>
+          <w:sz w:val="18"/>
+          <w:szCs w:val="18"/>
+        </w:rPr>
+        <w:t>provider</w:t>
+      </w:r>
+      <w:r>
+        <w:rPr>
+          <w:rFonts w:ascii="Consolas" w:eastAsia="宋体" w:hAnsi="Consolas" w:cs="宋体"/>
+          <w:color w:val="D4D4D4"/>
+          <w:kern w:val="0"/>
+          <w:sz w:val="18"/>
+          <w:szCs w:val="18"/>
+        </w:rPr>
+        <w:t>.</w:t>
+      </w:r>
+      <w:r>
+        <w:rPr>
+          <w:rFonts w:ascii="Consolas" w:eastAsia="宋体" w:hAnsi="Consolas" w:cs="宋体"/>
+          <w:color w:val="DCDCAA"/>
+          <w:kern w:val="0"/>
+          <w:sz w:val="18"/>
+          <w:szCs w:val="18"/>
+        </w:rPr>
+        <w:t>getGasPrice</w:t>
+      </w:r>
+      <w:r>
+        <w:rPr>
+          <w:rFonts w:ascii="Consolas" w:eastAsia="宋体" w:hAnsi="Consolas" w:cs="宋体"/>
+          <w:color w:val="D4D4D4"/>
+          <w:kern w:val="0"/>
+          <w:sz w:val="18"/>
+          <w:szCs w:val="18"/>
+        </w:rPr>
+        <w:t>();</w:t>
+      </w:r>
+    </w:p>
+    <w:p>
+      <w:pPr>
+        <w:widowControl/>
+        <w:shd w:val="clear" w:color="auto" w:fill="1E1E1E"/>
+        <w:spacing w:line="240" w:lineRule="atLeast"/>
+        <w:jc w:val="left"/>
+        <w:rPr>
+          <w:rFonts w:ascii="Consolas" w:eastAsia="宋体" w:hAnsi="Consolas" w:cs="宋体"/>
+          <w:color w:val="D4D4D4"/>
+          <w:kern w:val="0"/>
+          <w:sz w:val="18"/>
+          <w:szCs w:val="18"/>
+        </w:rPr>
+      </w:pPr>
+      <w:r>
+        <w:rPr>
+          <w:rFonts w:ascii="Consolas" w:eastAsia="宋体" w:hAnsi="Consolas" w:cs="宋体"/>
+          <w:color w:val="D4D4D4"/>
+          <w:kern w:val="0"/>
+          <w:sz w:val="18"/>
+          <w:szCs w:val="18"/>
+        </w:rPr>
+        <w:t xml:space="preserve">  </w:t>
+      </w:r>
+      <w:r>
+        <w:rPr>
+          <w:rFonts w:ascii="Consolas" w:eastAsia="宋体" w:hAnsi="Consolas" w:cs="宋体"/>
+          <w:color w:val="569CD6"/>
+          <w:kern w:val="0"/>
+          <w:sz w:val="18"/>
+          <w:szCs w:val="18"/>
+        </w:rPr>
+        <w:t>const</w:t>
+      </w:r>
+      <w:r>
+        <w:rPr>
+          <w:rFonts w:ascii="Consolas" w:eastAsia="宋体" w:hAnsi="Consolas" w:cs="宋体"/>
+          <w:color w:val="D4D4D4"/>
+          <w:kern w:val="0"/>
+          <w:sz w:val="18"/>
+          <w:szCs w:val="18"/>
+        </w:rPr>
+        <w:t xml:space="preserve"> </w:t>
+      </w:r>
+      <w:r>
+        <w:rPr>
+          <w:rFonts w:ascii="Consolas" w:eastAsia="宋体" w:hAnsi="Consolas" w:cs="宋体"/>
+          <w:color w:val="4FC1FF"/>
+          <w:kern w:val="0"/>
+          <w:sz w:val="18"/>
+          <w:szCs w:val="18"/>
+        </w:rPr>
+        <w:t>block</w:t>
+      </w:r>
+      <w:r>
+        <w:rPr>
+          <w:rFonts w:ascii="Consolas" w:eastAsia="宋体" w:hAnsi="Consolas" w:cs="宋体"/>
+          <w:color w:val="D4D4D4"/>
+          <w:kern w:val="0"/>
+          <w:sz w:val="18"/>
+          <w:szCs w:val="18"/>
+        </w:rPr>
+        <w:t xml:space="preserve"> = </w:t>
+      </w:r>
+      <w:r>
+        <w:rPr>
+          <w:rFonts w:ascii="Consolas" w:eastAsia="宋体" w:hAnsi="Consolas" w:cs="宋体"/>
+          <w:color w:val="C586C0"/>
+          <w:kern w:val="0"/>
+          <w:sz w:val="18"/>
+          <w:szCs w:val="18"/>
+        </w:rPr>
+        <w:t>await</w:t>
+      </w:r>
+      <w:r>
+        <w:rPr>
+          <w:rFonts w:ascii="Consolas" w:eastAsia="宋体" w:hAnsi="Consolas" w:cs="宋体"/>
+          <w:color w:val="D4D4D4"/>
+          <w:kern w:val="0"/>
+          <w:sz w:val="18"/>
+          <w:szCs w:val="18"/>
+        </w:rPr>
+        <w:t xml:space="preserve"> </w:t>
+      </w:r>
+      <w:r>
+        <w:rPr>
+          <w:rFonts w:ascii="Consolas" w:eastAsia="宋体" w:hAnsi="Consolas" w:cs="宋体"/>
+          <w:color w:val="4FC1FF"/>
+          <w:kern w:val="0"/>
+          <w:sz w:val="18"/>
+          <w:szCs w:val="18"/>
+        </w:rPr>
+        <w:t>provider</w:t>
+      </w:r>
+      <w:r>
+        <w:rPr>
+          <w:rFonts w:ascii="Consolas" w:eastAsia="宋体" w:hAnsi="Consolas" w:cs="宋体"/>
+          <w:color w:val="D4D4D4"/>
+          <w:kern w:val="0"/>
+          <w:sz w:val="18"/>
+          <w:szCs w:val="18"/>
+        </w:rPr>
+        <w:t>.</w:t>
+      </w:r>
+      <w:r>
+        <w:rPr>
+          <w:rFonts w:ascii="Consolas" w:eastAsia="宋体" w:hAnsi="Consolas" w:cs="宋体"/>
+          <w:color w:val="DCDCAA"/>
+          <w:kern w:val="0"/>
+          <w:sz w:val="18"/>
+          <w:szCs w:val="18"/>
+        </w:rPr>
+        <w:t>getBlock</w:t>
+      </w:r>
+      <w:r>
+        <w:rPr>
+          <w:rFonts w:ascii="Consolas" w:eastAsia="宋体" w:hAnsi="Consolas" w:cs="宋体"/>
+          <w:color w:val="D4D4D4"/>
+          <w:kern w:val="0"/>
+          <w:sz w:val="18"/>
+          <w:szCs w:val="18"/>
+        </w:rPr>
+        <w:t>(</w:t>
+      </w:r>
+      <w:r>
+        <w:rPr>
+          <w:rFonts w:ascii="Consolas" w:eastAsia="宋体" w:hAnsi="Consolas" w:cs="宋体"/>
+          <w:color w:val="B5CEA8"/>
+          <w:kern w:val="0"/>
+          <w:sz w:val="18"/>
+          <w:szCs w:val="18"/>
+        </w:rPr>
+        <w:t>10000</w:t>
+      </w:r>
+      <w:r>
+        <w:rPr>
+          <w:rFonts w:ascii="Consolas" w:eastAsia="宋体" w:hAnsi="Consolas" w:cs="宋体"/>
+          <w:color w:val="D4D4D4"/>
+          <w:kern w:val="0"/>
+          <w:sz w:val="18"/>
+          <w:szCs w:val="18"/>
+        </w:rPr>
+        <w:t>);</w:t>
+      </w:r>
+    </w:p>
+    <w:p>
+      <w:pPr>
+        <w:widowControl/>
+        <w:shd w:val="clear" w:color="auto" w:fill="1E1E1E"/>
+        <w:spacing w:line="240" w:lineRule="atLeast"/>
+        <w:jc w:val="left"/>
+        <w:rPr>
+          <w:rFonts w:ascii="Consolas" w:eastAsia="宋体" w:hAnsi="Consolas" w:cs="宋体"/>
+          <w:color w:val="D4D4D4"/>
+          <w:kern w:val="0"/>
+          <w:sz w:val="18"/>
+          <w:szCs w:val="18"/>
+        </w:rPr>
+      </w:pPr>
+      <w:r>
+        <w:rPr>
+          <w:rFonts w:ascii="Consolas" w:eastAsia="宋体" w:hAnsi="Consolas" w:cs="宋体"/>
+          <w:color w:val="D4D4D4"/>
+          <w:kern w:val="0"/>
+          <w:sz w:val="18"/>
+          <w:szCs w:val="18"/>
+        </w:rPr>
+        <w:t xml:space="preserve">  </w:t>
+      </w:r>
+      <w:r>
+        <w:rPr>
+          <w:rFonts w:ascii="Consolas" w:eastAsia="宋体" w:hAnsi="Consolas" w:cs="宋体"/>
+          <w:color w:val="6A9955"/>
+          <w:kern w:val="0"/>
+          <w:sz w:val="18"/>
+          <w:szCs w:val="18"/>
+        </w:rPr>
+        <w:t>// console.log(network);</w:t>
+      </w:r>
+    </w:p>
+    <w:p>
+      <w:pPr>
+        <w:widowControl/>
+        <w:shd w:val="clear" w:color="auto" w:fill="1E1E1E"/>
+        <w:spacing w:line="240" w:lineRule="atLeast"/>
+        <w:jc w:val="left"/>
+        <w:rPr>
+          <w:rFonts w:ascii="Consolas" w:eastAsia="宋体" w:hAnsi="Consolas" w:cs="宋体"/>
+          <w:color w:val="D4D4D4"/>
+          <w:kern w:val="0"/>
+          <w:sz w:val="18"/>
+          <w:szCs w:val="18"/>
+        </w:rPr>
+      </w:pPr>
+      <w:r>
+        <w:rPr>
+          <w:rFonts w:ascii="Consolas" w:eastAsia="宋体" w:hAnsi="Consolas" w:cs="宋体"/>
+          <w:color w:val="D4D4D4"/>
+          <w:kern w:val="0"/>
+          <w:sz w:val="18"/>
+          <w:szCs w:val="18"/>
+        </w:rPr>
+        <w:t xml:space="preserve">  </w:t>
+      </w:r>
+      <w:r>
+        <w:rPr>
+          <w:rFonts w:ascii="Consolas" w:eastAsia="宋体" w:hAnsi="Consolas" w:cs="宋体"/>
+          <w:color w:val="9CDCFE"/>
+          <w:kern w:val="0"/>
+          <w:sz w:val="18"/>
+          <w:szCs w:val="18"/>
+        </w:rPr>
+        <w:t>console</w:t>
+      </w:r>
+      <w:r>
+        <w:rPr>
+          <w:rFonts w:ascii="Consolas" w:eastAsia="宋体" w:hAnsi="Consolas" w:cs="宋体"/>
+          <w:color w:val="D4D4D4"/>
+          <w:kern w:val="0"/>
+          <w:sz w:val="18"/>
+          <w:szCs w:val="18"/>
+        </w:rPr>
+        <w:t>.</w:t>
+      </w:r>
+      <w:r>
+        <w:rPr>
+          <w:rFonts w:ascii="Consolas" w:eastAsia="宋体" w:hAnsi="Consolas" w:cs="宋体"/>
+          <w:color w:val="DCDCAA"/>
+          <w:kern w:val="0"/>
+          <w:sz w:val="18"/>
+          <w:szCs w:val="18"/>
+        </w:rPr>
+        <w:t>log</w:t>
+      </w:r>
+      <w:r>
+        <w:rPr>
+          <w:rFonts w:ascii="Consolas" w:eastAsia="宋体" w:hAnsi="Consolas" w:cs="宋体"/>
+          <w:color w:val="D4D4D4"/>
+          <w:kern w:val="0"/>
+          <w:sz w:val="18"/>
+          <w:szCs w:val="18"/>
+        </w:rPr>
+        <w:t>(</w:t>
+      </w:r>
+      <w:r>
+        <w:rPr>
+          <w:rFonts w:ascii="Consolas" w:eastAsia="宋体" w:hAnsi="Consolas" w:cs="宋体"/>
+          <w:color w:val="CE9178"/>
+          <w:kern w:val="0"/>
+          <w:sz w:val="18"/>
+          <w:szCs w:val="18"/>
+        </w:rPr>
+        <w:t>'block number'</w:t>
+      </w:r>
+      <w:r>
+        <w:rPr>
+          <w:rFonts w:ascii="Consolas" w:eastAsia="宋体" w:hAnsi="Consolas" w:cs="宋体"/>
+          <w:color w:val="D4D4D4"/>
+          <w:kern w:val="0"/>
+          <w:sz w:val="18"/>
+          <w:szCs w:val="18"/>
+        </w:rPr>
+        <w:t xml:space="preserve">, </w:t>
+      </w:r>
+      <w:r>
+        <w:rPr>
+          <w:rFonts w:ascii="Consolas" w:eastAsia="宋体" w:hAnsi="Consolas" w:cs="宋体"/>
+          <w:color w:val="4FC1FF"/>
+          <w:kern w:val="0"/>
+          <w:sz w:val="18"/>
+          <w:szCs w:val="18"/>
+        </w:rPr>
+        <w:t>blockNumber</w:t>
+      </w:r>
+      <w:r>
+        <w:rPr>
+          <w:rFonts w:ascii="Consolas" w:eastAsia="宋体" w:hAnsi="Consolas" w:cs="宋体"/>
+          <w:color w:val="D4D4D4"/>
+          <w:kern w:val="0"/>
+          <w:sz w:val="18"/>
+          <w:szCs w:val="18"/>
+        </w:rPr>
+        <w:t>);</w:t>
+      </w:r>
+    </w:p>
+    <w:p>
+      <w:pPr>
+        <w:widowControl/>
+        <w:shd w:val="clear" w:color="auto" w:fill="1E1E1E"/>
+        <w:spacing w:line="240" w:lineRule="atLeast"/>
+        <w:jc w:val="left"/>
+        <w:rPr>
+          <w:rFonts w:ascii="Consolas" w:eastAsia="宋体" w:hAnsi="Consolas" w:cs="宋体"/>
+          <w:color w:val="D4D4D4"/>
+          <w:kern w:val="0"/>
+          <w:sz w:val="18"/>
+          <w:szCs w:val="18"/>
+        </w:rPr>
+      </w:pPr>
+      <w:r>
+        <w:rPr>
+          <w:rFonts w:ascii="Consolas" w:eastAsia="宋体" w:hAnsi="Consolas" w:cs="宋体"/>
+          <w:color w:val="D4D4D4"/>
+          <w:kern w:val="0"/>
+          <w:sz w:val="18"/>
+          <w:szCs w:val="18"/>
+        </w:rPr>
+        <w:t xml:space="preserve">  </w:t>
+      </w:r>
+      <w:r>
+        <w:rPr>
+          <w:rFonts w:ascii="Consolas" w:eastAsia="宋体" w:hAnsi="Consolas" w:cs="宋体"/>
+          <w:color w:val="9CDCFE"/>
+          <w:kern w:val="0"/>
+          <w:sz w:val="18"/>
+          <w:szCs w:val="18"/>
+        </w:rPr>
+        <w:t>console</w:t>
+      </w:r>
+      <w:r>
+        <w:rPr>
+          <w:rFonts w:ascii="Consolas" w:eastAsia="宋体" w:hAnsi="Consolas" w:cs="宋体"/>
+          <w:color w:val="D4D4D4"/>
+          <w:kern w:val="0"/>
+          <w:sz w:val="18"/>
+          <w:szCs w:val="18"/>
+        </w:rPr>
+        <w:t>.</w:t>
+      </w:r>
+      <w:r>
+        <w:rPr>
+          <w:rFonts w:ascii="Consolas" w:eastAsia="宋体" w:hAnsi="Consolas" w:cs="宋体"/>
+          <w:color w:val="DCDCAA"/>
+          <w:kern w:val="0"/>
+          <w:sz w:val="18"/>
+          <w:szCs w:val="18"/>
+        </w:rPr>
+        <w:t>log</w:t>
+      </w:r>
+      <w:r>
+        <w:rPr>
+          <w:rFonts w:ascii="Consolas" w:eastAsia="宋体" w:hAnsi="Consolas" w:cs="宋体"/>
+          <w:color w:val="D4D4D4"/>
+          <w:kern w:val="0"/>
+          <w:sz w:val="18"/>
+          <w:szCs w:val="18"/>
+        </w:rPr>
+        <w:t>(</w:t>
+      </w:r>
+      <w:r>
+        <w:rPr>
+          <w:rFonts w:ascii="Consolas" w:eastAsia="宋体" w:hAnsi="Consolas" w:cs="宋体"/>
+          <w:color w:val="CE9178"/>
+          <w:kern w:val="0"/>
+          <w:sz w:val="18"/>
+          <w:szCs w:val="18"/>
+        </w:rPr>
+        <w:t>'gas price'</w:t>
+      </w:r>
+      <w:r>
+        <w:rPr>
+          <w:rFonts w:ascii="Consolas" w:eastAsia="宋体" w:hAnsi="Consolas" w:cs="宋体"/>
+          <w:color w:val="D4D4D4"/>
+          <w:kern w:val="0"/>
+          <w:sz w:val="18"/>
+          <w:szCs w:val="18"/>
+        </w:rPr>
+        <w:t xml:space="preserve">, </w:t>
+      </w:r>
+      <w:r>
+        <w:rPr>
+          <w:rFonts w:ascii="Consolas" w:eastAsia="宋体" w:hAnsi="Consolas" w:cs="宋体"/>
+          <w:color w:val="4FC1FF"/>
+          <w:kern w:val="0"/>
+          <w:sz w:val="18"/>
+          <w:szCs w:val="18"/>
+        </w:rPr>
+        <w:t>gasPrice</w:t>
+      </w:r>
+      <w:r>
+        <w:rPr>
+          <w:rFonts w:ascii="Consolas" w:eastAsia="宋体" w:hAnsi="Consolas" w:cs="宋体"/>
+          <w:color w:val="D4D4D4"/>
+          <w:kern w:val="0"/>
+          <w:sz w:val="18"/>
+          <w:szCs w:val="18"/>
+        </w:rPr>
+        <w:t>.</w:t>
+      </w:r>
+      <w:r>
+        <w:rPr>
+          <w:rFonts w:ascii="Consolas" w:eastAsia="宋体" w:hAnsi="Consolas" w:cs="宋体"/>
+          <w:color w:val="DCDCAA"/>
+          <w:kern w:val="0"/>
+          <w:sz w:val="18"/>
+          <w:szCs w:val="18"/>
+        </w:rPr>
+        <w:t>toString</w:t>
+      </w:r>
+      <w:r>
+        <w:rPr>
+          <w:rFonts w:ascii="Consolas" w:eastAsia="宋体" w:hAnsi="Consolas" w:cs="宋体"/>
+          <w:color w:val="D4D4D4"/>
+          <w:kern w:val="0"/>
+          <w:sz w:val="18"/>
+          <w:szCs w:val="18"/>
+        </w:rPr>
+        <w:t>());</w:t>
+      </w:r>
+    </w:p>
+    <w:p>
+      <w:pPr>
+        <w:widowControl/>
+        <w:shd w:val="clear" w:color="auto" w:fill="1E1E1E"/>
+        <w:spacing w:line="240" w:lineRule="atLeast"/>
+        <w:jc w:val="left"/>
+        <w:rPr>
+          <w:rFonts w:ascii="Consolas" w:eastAsia="宋体" w:hAnsi="Consolas" w:cs="宋体"/>
+          <w:color w:val="D4D4D4"/>
+          <w:kern w:val="0"/>
+          <w:sz w:val="18"/>
+          <w:szCs w:val="18"/>
+        </w:rPr>
+      </w:pPr>
+      <w:r>
+        <w:rPr>
+          <w:rFonts w:ascii="Consolas" w:eastAsia="宋体" w:hAnsi="Consolas" w:cs="宋体"/>
+          <w:color w:val="D4D4D4"/>
+          <w:kern w:val="0"/>
+          <w:sz w:val="18"/>
+          <w:szCs w:val="18"/>
+        </w:rPr>
+        <w:t xml:space="preserve">  </w:t>
+      </w:r>
+      <w:r>
+        <w:rPr>
+          <w:rFonts w:ascii="Consolas" w:eastAsia="宋体" w:hAnsi="Consolas" w:cs="宋体"/>
+          <w:color w:val="9CDCFE"/>
+          <w:kern w:val="0"/>
+          <w:sz w:val="18"/>
+          <w:szCs w:val="18"/>
+        </w:rPr>
+        <w:t>console</w:t>
+      </w:r>
+      <w:r>
+        <w:rPr>
+          <w:rFonts w:ascii="Consolas" w:eastAsia="宋体" w:hAnsi="Consolas" w:cs="宋体"/>
+          <w:color w:val="D4D4D4"/>
+          <w:kern w:val="0"/>
+          <w:sz w:val="18"/>
+          <w:szCs w:val="18"/>
+        </w:rPr>
+        <w:t>.</w:t>
+      </w:r>
+      <w:r>
+        <w:rPr>
+          <w:rFonts w:ascii="Consolas" w:eastAsia="宋体" w:hAnsi="Consolas" w:cs="宋体"/>
+          <w:color w:val="DCDCAA"/>
+          <w:kern w:val="0"/>
+          <w:sz w:val="18"/>
+          <w:szCs w:val="18"/>
+        </w:rPr>
+        <w:t>log</w:t>
+      </w:r>
+      <w:r>
+        <w:rPr>
+          <w:rFonts w:ascii="Consolas" w:eastAsia="宋体" w:hAnsi="Consolas" w:cs="宋体"/>
+          <w:color w:val="D4D4D4"/>
+          <w:kern w:val="0"/>
+          <w:sz w:val="18"/>
+          <w:szCs w:val="18"/>
+        </w:rPr>
+        <w:t>(</w:t>
+      </w:r>
+      <w:r>
+        <w:rPr>
+          <w:rFonts w:ascii="Consolas" w:eastAsia="宋体" w:hAnsi="Consolas" w:cs="宋体"/>
+          <w:color w:val="CE9178"/>
+          <w:kern w:val="0"/>
+          <w:sz w:val="18"/>
+          <w:szCs w:val="18"/>
+        </w:rPr>
+        <w:t>'block miner'</w:t>
+      </w:r>
+      <w:r>
+        <w:rPr>
+          <w:rFonts w:ascii="Consolas" w:eastAsia="宋体" w:hAnsi="Consolas" w:cs="宋体"/>
+          <w:color w:val="D4D4D4"/>
+          <w:kern w:val="0"/>
+          <w:sz w:val="18"/>
+          <w:szCs w:val="18"/>
+        </w:rPr>
+        <w:t xml:space="preserve">, </w:t>
+      </w:r>
+      <w:r>
+        <w:rPr>
+          <w:rFonts w:ascii="Consolas" w:eastAsia="宋体" w:hAnsi="Consolas" w:cs="宋体"/>
+          <w:color w:val="4FC1FF"/>
+          <w:kern w:val="0"/>
+          <w:sz w:val="18"/>
+          <w:szCs w:val="18"/>
+        </w:rPr>
+        <w:t>block</w:t>
+      </w:r>
+      <w:r>
+        <w:rPr>
+          <w:rFonts w:ascii="Consolas" w:eastAsia="宋体" w:hAnsi="Consolas" w:cs="宋体"/>
+          <w:color w:val="D4D4D4"/>
+          <w:kern w:val="0"/>
+          <w:sz w:val="18"/>
+          <w:szCs w:val="18"/>
+        </w:rPr>
+        <w:t>.</w:t>
+      </w:r>
+      <w:r>
+        <w:rPr>
+          <w:rFonts w:ascii="Consolas" w:eastAsia="宋体" w:hAnsi="Consolas" w:cs="宋体"/>
+          <w:color w:val="9CDCFE"/>
+          <w:kern w:val="0"/>
+          <w:sz w:val="18"/>
+          <w:szCs w:val="18"/>
+        </w:rPr>
+        <w:t>miner</w:t>
+      </w:r>
+      <w:r>
+        <w:rPr>
+          <w:rFonts w:ascii="Consolas" w:eastAsia="宋体" w:hAnsi="Consolas" w:cs="宋体"/>
+          <w:color w:val="D4D4D4"/>
+          <w:kern w:val="0"/>
+          <w:sz w:val="18"/>
+          <w:szCs w:val="18"/>
+        </w:rPr>
+        <w:t>);</w:t>
+      </w:r>
+    </w:p>
+    <w:p>
+      <w:pPr>
+        <w:widowControl/>
+        <w:shd w:val="clear" w:color="auto" w:fill="1E1E1E"/>
+        <w:spacing w:line="240" w:lineRule="atLeast"/>
+        <w:jc w:val="left"/>
+        <w:rPr>
+          <w:rFonts w:ascii="Consolas" w:eastAsia="宋体" w:hAnsi="Consolas" w:cs="宋体"/>
+          <w:color w:val="D4D4D4"/>
+          <w:kern w:val="0"/>
+          <w:sz w:val="18"/>
+          <w:szCs w:val="18"/>
+        </w:rPr>
+      </w:pPr>
+    </w:p>
+    <w:p>
+      <w:pPr>
+        <w:widowControl/>
+        <w:shd w:val="clear" w:color="auto" w:fill="1E1E1E"/>
+        <w:spacing w:line="240" w:lineRule="atLeast"/>
+        <w:jc w:val="left"/>
+        <w:rPr>
+          <w:rFonts w:ascii="Consolas" w:eastAsia="宋体" w:hAnsi="Consolas" w:cs="宋体"/>
+          <w:color w:val="D4D4D4"/>
+          <w:kern w:val="0"/>
+          <w:sz w:val="18"/>
+          <w:szCs w:val="18"/>
+        </w:rPr>
+      </w:pPr>
+      <w:r>
+        <w:rPr>
+          <w:rFonts w:ascii="Consolas" w:eastAsia="宋体" w:hAnsi="Consolas" w:cs="宋体"/>
+          <w:color w:val="D4D4D4"/>
+          <w:kern w:val="0"/>
+          <w:sz w:val="18"/>
+          <w:szCs w:val="18"/>
+        </w:rPr>
+        <w:t xml:space="preserve">  </w:t>
+      </w:r>
+      <w:r>
+        <w:rPr>
+          <w:rFonts w:ascii="Consolas" w:eastAsia="宋体" w:hAnsi="Consolas" w:cs="宋体"/>
+          <w:color w:val="6A9955"/>
+          <w:kern w:val="0"/>
+          <w:sz w:val="18"/>
+          <w:szCs w:val="18"/>
+        </w:rPr>
+        <w:t xml:space="preserve">// </w:t>
+      </w:r>
+      <w:r>
+        <w:rPr>
+          <w:rFonts w:ascii="Consolas" w:eastAsia="宋体" w:hAnsi="Consolas" w:cs="宋体"/>
+          <w:color w:val="6A9955"/>
+          <w:kern w:val="0"/>
+          <w:sz w:val="18"/>
+          <w:szCs w:val="18"/>
+        </w:rPr>
+        <w:t>获取</w:t>
+      </w:r>
+      <w:r>
+        <w:rPr>
+          <w:rFonts w:ascii="Consolas" w:eastAsia="宋体" w:hAnsi="Consolas" w:cs="宋体"/>
+          <w:color w:val="6A9955"/>
+          <w:kern w:val="0"/>
+          <w:sz w:val="18"/>
+          <w:szCs w:val="18"/>
+        </w:rPr>
+        <w:t>USDT</w:t>
+      </w:r>
+      <w:r>
+        <w:rPr>
+          <w:rFonts w:ascii="Consolas" w:eastAsia="宋体" w:hAnsi="Consolas" w:cs="宋体"/>
+          <w:color w:val="6A9955"/>
+          <w:kern w:val="0"/>
+          <w:sz w:val="18"/>
+          <w:szCs w:val="18"/>
+        </w:rPr>
+        <w:t>合约基本信息</w:t>
+      </w:r>
+    </w:p>
+    <w:p>
+      <w:pPr>
+        <w:widowControl/>
+        <w:shd w:val="clear" w:color="auto" w:fill="1E1E1E"/>
+        <w:spacing w:line="240" w:lineRule="atLeast"/>
+        <w:jc w:val="left"/>
+        <w:rPr>
+          <w:rFonts w:ascii="Consolas" w:eastAsia="宋体" w:hAnsi="Consolas" w:cs="宋体"/>
+          <w:color w:val="D4D4D4"/>
+          <w:kern w:val="0"/>
+          <w:sz w:val="18"/>
+          <w:szCs w:val="18"/>
+        </w:rPr>
+      </w:pPr>
+      <w:r>
+        <w:rPr>
+          <w:rFonts w:ascii="Consolas" w:eastAsia="宋体" w:hAnsi="Consolas" w:cs="宋体"/>
+          <w:color w:val="D4D4D4"/>
+          <w:kern w:val="0"/>
+          <w:sz w:val="18"/>
+          <w:szCs w:val="18"/>
+        </w:rPr>
+        <w:t xml:space="preserve">  </w:t>
+      </w:r>
+      <w:r>
+        <w:rPr>
+          <w:rFonts w:ascii="Consolas" w:eastAsia="宋体" w:hAnsi="Consolas" w:cs="宋体"/>
+          <w:color w:val="569CD6"/>
+          <w:kern w:val="0"/>
+          <w:sz w:val="18"/>
+          <w:szCs w:val="18"/>
+        </w:rPr>
+        <w:t>const</w:t>
+      </w:r>
+      <w:r>
+        <w:rPr>
+          <w:rFonts w:ascii="Consolas" w:eastAsia="宋体" w:hAnsi="Consolas" w:cs="宋体"/>
+          <w:color w:val="D4D4D4"/>
+          <w:kern w:val="0"/>
+          <w:sz w:val="18"/>
+          <w:szCs w:val="18"/>
+        </w:rPr>
+        <w:t xml:space="preserve"> </w:t>
+      </w:r>
+      <w:r>
+        <w:rPr>
+          <w:rFonts w:ascii="Consolas" w:eastAsia="宋体" w:hAnsi="Consolas" w:cs="宋体"/>
+          <w:color w:val="4FC1FF"/>
+          <w:kern w:val="0"/>
+          <w:sz w:val="18"/>
+          <w:szCs w:val="18"/>
+        </w:rPr>
+        <w:t>decimals</w:t>
+      </w:r>
+      <w:r>
+        <w:rPr>
+          <w:rFonts w:ascii="Consolas" w:eastAsia="宋体" w:hAnsi="Consolas" w:cs="宋体"/>
+          <w:color w:val="D4D4D4"/>
+          <w:kern w:val="0"/>
+          <w:sz w:val="18"/>
+          <w:szCs w:val="18"/>
+        </w:rPr>
+        <w:t xml:space="preserve"> = </w:t>
+      </w:r>
+      <w:r>
+        <w:rPr>
+          <w:rFonts w:ascii="Consolas" w:eastAsia="宋体" w:hAnsi="Consolas" w:cs="宋体"/>
+          <w:color w:val="C586C0"/>
+          <w:kern w:val="0"/>
+          <w:sz w:val="18"/>
+          <w:szCs w:val="18"/>
+        </w:rPr>
+        <w:t>await</w:t>
+      </w:r>
+      <w:r>
+        <w:rPr>
+          <w:rFonts w:ascii="Consolas" w:eastAsia="宋体" w:hAnsi="Consolas" w:cs="宋体"/>
+          <w:color w:val="D4D4D4"/>
+          <w:kern w:val="0"/>
+          <w:sz w:val="18"/>
+          <w:szCs w:val="18"/>
+        </w:rPr>
+        <w:t xml:space="preserve"> </w:t>
+      </w:r>
+      <w:r>
+        <w:rPr>
+          <w:rFonts w:ascii="Consolas" w:eastAsia="宋体" w:hAnsi="Consolas" w:cs="宋体"/>
+          <w:color w:val="4FC1FF"/>
+          <w:kern w:val="0"/>
+          <w:sz w:val="18"/>
+          <w:szCs w:val="18"/>
+        </w:rPr>
+        <w:t>contract</w:t>
+      </w:r>
+      <w:r>
+        <w:rPr>
+          <w:rFonts w:ascii="Consolas" w:eastAsia="宋体" w:hAnsi="Consolas" w:cs="宋体"/>
+          <w:color w:val="D4D4D4"/>
+          <w:kern w:val="0"/>
+          <w:sz w:val="18"/>
+          <w:szCs w:val="18"/>
+        </w:rPr>
+        <w:t>.</w:t>
+      </w:r>
+      <w:r>
+        <w:rPr>
+          <w:rFonts w:ascii="Consolas" w:eastAsia="宋体" w:hAnsi="Consolas" w:cs="宋体"/>
+          <w:color w:val="DCDCAA"/>
+          <w:kern w:val="0"/>
+          <w:sz w:val="18"/>
+          <w:szCs w:val="18"/>
+        </w:rPr>
+        <w:t>decimals</w:t>
+      </w:r>
+      <w:r>
+        <w:rPr>
+          <w:rFonts w:ascii="Consolas" w:eastAsia="宋体" w:hAnsi="Consolas" w:cs="宋体"/>
+          <w:color w:val="D4D4D4"/>
+          <w:kern w:val="0"/>
+          <w:sz w:val="18"/>
+          <w:szCs w:val="18"/>
+        </w:rPr>
+        <w:t>();</w:t>
+      </w:r>
+    </w:p>
+    <w:p>
+      <w:pPr>
+        <w:widowControl/>
+        <w:shd w:val="clear" w:color="auto" w:fill="1E1E1E"/>
+        <w:spacing w:line="240" w:lineRule="atLeast"/>
+        <w:jc w:val="left"/>
+        <w:rPr>
+          <w:rFonts w:ascii="Consolas" w:eastAsia="宋体" w:hAnsi="Consolas" w:cs="宋体"/>
+          <w:color w:val="D4D4D4"/>
+          <w:kern w:val="0"/>
+          <w:sz w:val="18"/>
+          <w:szCs w:val="18"/>
+        </w:rPr>
+      </w:pPr>
+      <w:r>
+        <w:rPr>
+          <w:rFonts w:ascii="Consolas" w:eastAsia="宋体" w:hAnsi="Consolas" w:cs="宋体"/>
+          <w:color w:val="D4D4D4"/>
+          <w:kern w:val="0"/>
+          <w:sz w:val="18"/>
+          <w:szCs w:val="18"/>
+        </w:rPr>
+        <w:t xml:space="preserve">  </w:t>
+      </w:r>
+      <w:r>
+        <w:rPr>
+          <w:rFonts w:ascii="Consolas" w:eastAsia="宋体" w:hAnsi="Consolas" w:cs="宋体"/>
+          <w:color w:val="569CD6"/>
+          <w:kern w:val="0"/>
+          <w:sz w:val="18"/>
+          <w:szCs w:val="18"/>
+        </w:rPr>
+        <w:t>const</w:t>
+      </w:r>
+      <w:r>
+        <w:rPr>
+          <w:rFonts w:ascii="Consolas" w:eastAsia="宋体" w:hAnsi="Consolas" w:cs="宋体"/>
+          <w:color w:val="D4D4D4"/>
+          <w:kern w:val="0"/>
+          <w:sz w:val="18"/>
+          <w:szCs w:val="18"/>
+        </w:rPr>
+        <w:t xml:space="preserve"> </w:t>
+      </w:r>
+      <w:r>
+        <w:rPr>
+          <w:rFonts w:ascii="Consolas" w:eastAsia="宋体" w:hAnsi="Consolas" w:cs="宋体"/>
+          <w:color w:val="4FC1FF"/>
+          <w:kern w:val="0"/>
+          <w:sz w:val="18"/>
+          <w:szCs w:val="18"/>
+        </w:rPr>
+        <w:t>totalSupply</w:t>
+      </w:r>
+      <w:r>
+        <w:rPr>
+          <w:rFonts w:ascii="Consolas" w:eastAsia="宋体" w:hAnsi="Consolas" w:cs="宋体"/>
+          <w:color w:val="D4D4D4"/>
+          <w:kern w:val="0"/>
+          <w:sz w:val="18"/>
+          <w:szCs w:val="18"/>
+        </w:rPr>
+        <w:t xml:space="preserve"> = </w:t>
+      </w:r>
+      <w:r>
+        <w:rPr>
+          <w:rFonts w:ascii="Consolas" w:eastAsia="宋体" w:hAnsi="Consolas" w:cs="宋体"/>
+          <w:color w:val="C586C0"/>
+          <w:kern w:val="0"/>
+          <w:sz w:val="18"/>
+          <w:szCs w:val="18"/>
+        </w:rPr>
+        <w:t>await</w:t>
+      </w:r>
+      <w:r>
+        <w:rPr>
+          <w:rFonts w:ascii="Consolas" w:eastAsia="宋体" w:hAnsi="Consolas" w:cs="宋体"/>
+          <w:color w:val="D4D4D4"/>
+          <w:kern w:val="0"/>
+          <w:sz w:val="18"/>
+          <w:szCs w:val="18"/>
+        </w:rPr>
+        <w:t xml:space="preserve"> </w:t>
+      </w:r>
+      <w:r>
+        <w:rPr>
+          <w:rFonts w:ascii="Consolas" w:eastAsia="宋体" w:hAnsi="Consolas" w:cs="宋体"/>
+          <w:color w:val="4FC1FF"/>
+          <w:kern w:val="0"/>
+          <w:sz w:val="18"/>
+          <w:szCs w:val="18"/>
+        </w:rPr>
+        <w:t>contract</w:t>
+      </w:r>
+      <w:r>
+        <w:rPr>
+          <w:rFonts w:ascii="Consolas" w:eastAsia="宋体" w:hAnsi="Consolas" w:cs="宋体"/>
+          <w:color w:val="D4D4D4"/>
+          <w:kern w:val="0"/>
+          <w:sz w:val="18"/>
+          <w:szCs w:val="18"/>
+        </w:rPr>
+        <w:t>.</w:t>
+      </w:r>
+      <w:r>
+        <w:rPr>
+          <w:rFonts w:ascii="Consolas" w:eastAsia="宋体" w:hAnsi="Consolas" w:cs="宋体"/>
+          <w:color w:val="DCDCAA"/>
+          <w:kern w:val="0"/>
+          <w:sz w:val="18"/>
+          <w:szCs w:val="18"/>
+        </w:rPr>
+        <w:t>totalSupply</w:t>
+      </w:r>
+      <w:r>
+        <w:rPr>
+          <w:rFonts w:ascii="Consolas" w:eastAsia="宋体" w:hAnsi="Consolas" w:cs="宋体"/>
+          <w:color w:val="D4D4D4"/>
+          <w:kern w:val="0"/>
+          <w:sz w:val="18"/>
+          <w:szCs w:val="18"/>
+        </w:rPr>
+        <w:t>();</w:t>
+      </w:r>
+    </w:p>
+    <w:p>
+      <w:pPr>
+        <w:widowControl/>
+        <w:shd w:val="clear" w:color="auto" w:fill="1E1E1E"/>
+        <w:spacing w:line="240" w:lineRule="atLeast"/>
+        <w:jc w:val="left"/>
+        <w:rPr>
+          <w:rFonts w:ascii="Consolas" w:eastAsia="宋体" w:hAnsi="Consolas" w:cs="宋体"/>
+          <w:color w:val="D4D4D4"/>
+          <w:kern w:val="0"/>
+          <w:sz w:val="18"/>
+          <w:szCs w:val="18"/>
+        </w:rPr>
+      </w:pPr>
+      <w:r>
+        <w:rPr>
+          <w:rFonts w:ascii="Consolas" w:eastAsia="宋体" w:hAnsi="Consolas" w:cs="宋体"/>
+          <w:color w:val="D4D4D4"/>
+          <w:kern w:val="0"/>
+          <w:sz w:val="18"/>
+          <w:szCs w:val="18"/>
+        </w:rPr>
+        <w:t xml:space="preserve">  </w:t>
+      </w:r>
+      <w:r>
+        <w:rPr>
+          <w:rFonts w:ascii="Consolas" w:eastAsia="宋体" w:hAnsi="Consolas" w:cs="宋体"/>
+          <w:color w:val="569CD6"/>
+          <w:kern w:val="0"/>
+          <w:sz w:val="18"/>
+          <w:szCs w:val="18"/>
+        </w:rPr>
+        <w:t>const</w:t>
+      </w:r>
+      <w:r>
+        <w:rPr>
+          <w:rFonts w:ascii="Consolas" w:eastAsia="宋体" w:hAnsi="Consolas" w:cs="宋体"/>
+          <w:color w:val="D4D4D4"/>
+          <w:kern w:val="0"/>
+          <w:sz w:val="18"/>
+          <w:szCs w:val="18"/>
+        </w:rPr>
+        <w:t xml:space="preserve"> </w:t>
+      </w:r>
+      <w:r>
+        <w:rPr>
+          <w:rFonts w:ascii="Consolas" w:eastAsia="宋体" w:hAnsi="Consolas" w:cs="宋体"/>
+          <w:color w:val="4FC1FF"/>
+          <w:kern w:val="0"/>
+          <w:sz w:val="18"/>
+          <w:szCs w:val="18"/>
+        </w:rPr>
+        <w:t>symbol</w:t>
+      </w:r>
+      <w:r>
+        <w:rPr>
+          <w:rFonts w:ascii="Consolas" w:eastAsia="宋体" w:hAnsi="Consolas" w:cs="宋体"/>
+          <w:color w:val="D4D4D4"/>
+          <w:kern w:val="0"/>
+          <w:sz w:val="18"/>
+          <w:szCs w:val="18"/>
+        </w:rPr>
+        <w:t xml:space="preserve"> = </w:t>
+      </w:r>
+      <w:r>
+        <w:rPr>
+          <w:rFonts w:ascii="Consolas" w:eastAsia="宋体" w:hAnsi="Consolas" w:cs="宋体"/>
+          <w:color w:val="C586C0"/>
+          <w:kern w:val="0"/>
+          <w:sz w:val="18"/>
+          <w:szCs w:val="18"/>
+        </w:rPr>
+        <w:t>await</w:t>
+      </w:r>
+      <w:r>
+        <w:rPr>
+          <w:rFonts w:ascii="Consolas" w:eastAsia="宋体" w:hAnsi="Consolas" w:cs="宋体"/>
+          <w:color w:val="D4D4D4"/>
+          <w:kern w:val="0"/>
+          <w:sz w:val="18"/>
+          <w:szCs w:val="18"/>
+        </w:rPr>
+        <w:t xml:space="preserve"> </w:t>
+      </w:r>
+      <w:r>
+        <w:rPr>
+          <w:rFonts w:ascii="Consolas" w:eastAsia="宋体" w:hAnsi="Consolas" w:cs="宋体"/>
+          <w:color w:val="4FC1FF"/>
+          <w:kern w:val="0"/>
+          <w:sz w:val="18"/>
+          <w:szCs w:val="18"/>
+        </w:rPr>
+        <w:t>contract</w:t>
+      </w:r>
+      <w:r>
+        <w:rPr>
+          <w:rFonts w:ascii="Consolas" w:eastAsia="宋体" w:hAnsi="Consolas" w:cs="宋体"/>
+          <w:color w:val="D4D4D4"/>
+          <w:kern w:val="0"/>
+          <w:sz w:val="18"/>
+          <w:szCs w:val="18"/>
+        </w:rPr>
+        <w:t>.</w:t>
+      </w:r>
+      <w:r>
+        <w:rPr>
+          <w:rFonts w:ascii="Consolas" w:eastAsia="宋体" w:hAnsi="Consolas" w:cs="宋体"/>
+          <w:color w:val="DCDCAA"/>
+          <w:kern w:val="0"/>
+          <w:sz w:val="18"/>
+          <w:szCs w:val="18"/>
+        </w:rPr>
+        <w:t>symbol</w:t>
+      </w:r>
+      <w:r>
+        <w:rPr>
+          <w:rFonts w:ascii="Consolas" w:eastAsia="宋体" w:hAnsi="Consolas" w:cs="宋体"/>
+          <w:color w:val="D4D4D4"/>
+          <w:kern w:val="0"/>
+          <w:sz w:val="18"/>
+          <w:szCs w:val="18"/>
+        </w:rPr>
+        <w:t>();</w:t>
+      </w:r>
+    </w:p>
+    <w:p>
+      <w:pPr>
+        <w:widowControl/>
+        <w:shd w:val="clear" w:color="auto" w:fill="1E1E1E"/>
+        <w:spacing w:line="240" w:lineRule="atLeast"/>
+        <w:jc w:val="left"/>
+        <w:rPr>
+          <w:rFonts w:ascii="Consolas" w:eastAsia="宋体" w:hAnsi="Consolas" w:cs="宋体"/>
+          <w:color w:val="D4D4D4"/>
+          <w:kern w:val="0"/>
+          <w:sz w:val="18"/>
+          <w:szCs w:val="18"/>
+        </w:rPr>
+      </w:pPr>
+      <w:r>
+        <w:rPr>
+          <w:rFonts w:ascii="Consolas" w:eastAsia="宋体" w:hAnsi="Consolas" w:cs="宋体"/>
+          <w:color w:val="D4D4D4"/>
+          <w:kern w:val="0"/>
+          <w:sz w:val="18"/>
+          <w:szCs w:val="18"/>
+        </w:rPr>
+        <w:t xml:space="preserve">  </w:t>
+      </w:r>
+      <w:r>
+        <w:rPr>
+          <w:rFonts w:ascii="Consolas" w:eastAsia="宋体" w:hAnsi="Consolas" w:cs="宋体"/>
+          <w:color w:val="9CDCFE"/>
+          <w:kern w:val="0"/>
+          <w:sz w:val="18"/>
+          <w:szCs w:val="18"/>
+        </w:rPr>
+        <w:t>console</w:t>
+      </w:r>
+      <w:r>
+        <w:rPr>
+          <w:rFonts w:ascii="Consolas" w:eastAsia="宋体" w:hAnsi="Consolas" w:cs="宋体"/>
+          <w:color w:val="D4D4D4"/>
+          <w:kern w:val="0"/>
+          <w:sz w:val="18"/>
+          <w:szCs w:val="18"/>
+        </w:rPr>
+        <w:t>.</w:t>
+      </w:r>
+      <w:r>
+        <w:rPr>
+          <w:rFonts w:ascii="Consolas" w:eastAsia="宋体" w:hAnsi="Consolas" w:cs="宋体"/>
+          <w:color w:val="DCDCAA"/>
+          <w:kern w:val="0"/>
+          <w:sz w:val="18"/>
+          <w:szCs w:val="18"/>
+        </w:rPr>
+        <w:t>log</w:t>
+      </w:r>
+      <w:r>
+        <w:rPr>
+          <w:rFonts w:ascii="Consolas" w:eastAsia="宋体" w:hAnsi="Consolas" w:cs="宋体"/>
+          <w:color w:val="D4D4D4"/>
+          <w:kern w:val="0"/>
+          <w:sz w:val="18"/>
+          <w:szCs w:val="18"/>
+        </w:rPr>
+        <w:t>(</w:t>
+      </w:r>
+      <w:r>
+        <w:rPr>
+          <w:rFonts w:ascii="Consolas" w:eastAsia="宋体" w:hAnsi="Consolas" w:cs="宋体"/>
+          <w:color w:val="CE9178"/>
+          <w:kern w:val="0"/>
+          <w:sz w:val="18"/>
+          <w:szCs w:val="18"/>
+        </w:rPr>
+        <w:t>'decimals'</w:t>
+      </w:r>
+      <w:r>
+        <w:rPr>
+          <w:rFonts w:ascii="Consolas" w:eastAsia="宋体" w:hAnsi="Consolas" w:cs="宋体"/>
+          <w:color w:val="D4D4D4"/>
+          <w:kern w:val="0"/>
+          <w:sz w:val="18"/>
+          <w:szCs w:val="18"/>
+        </w:rPr>
+        <w:t xml:space="preserve">, </w:t>
+      </w:r>
+      <w:r>
+        <w:rPr>
+          <w:rFonts w:ascii="Consolas" w:eastAsia="宋体" w:hAnsi="Consolas" w:cs="宋体"/>
+          <w:color w:val="4FC1FF"/>
+          <w:kern w:val="0"/>
+          <w:sz w:val="18"/>
+          <w:szCs w:val="18"/>
+        </w:rPr>
+        <w:t>decimals</w:t>
+      </w:r>
+      <w:r>
+        <w:rPr>
+          <w:rFonts w:ascii="Consolas" w:eastAsia="宋体" w:hAnsi="Consolas" w:cs="宋体"/>
+          <w:color w:val="D4D4D4"/>
+          <w:kern w:val="0"/>
+          <w:sz w:val="18"/>
+          <w:szCs w:val="18"/>
+        </w:rPr>
+        <w:t>);</w:t>
+      </w:r>
+    </w:p>
+    <w:p>
+      <w:pPr>
+        <w:widowControl/>
+        <w:shd w:val="clear" w:color="auto" w:fill="1E1E1E"/>
+        <w:spacing w:line="240" w:lineRule="atLeast"/>
+        <w:jc w:val="left"/>
+        <w:rPr>
+          <w:rFonts w:ascii="Consolas" w:eastAsia="宋体" w:hAnsi="Consolas" w:cs="宋体"/>
+          <w:color w:val="D4D4D4"/>
+          <w:kern w:val="0"/>
+          <w:sz w:val="18"/>
+          <w:szCs w:val="18"/>
+        </w:rPr>
+      </w:pPr>
+      <w:r>
+        <w:rPr>
+          <w:rFonts w:ascii="Consolas" w:eastAsia="宋体" w:hAnsi="Consolas" w:cs="宋体"/>
+          <w:color w:val="D4D4D4"/>
+          <w:kern w:val="0"/>
+          <w:sz w:val="18"/>
+          <w:szCs w:val="18"/>
+        </w:rPr>
+        <w:t xml:space="preserve">  </w:t>
+      </w:r>
+      <w:r>
+        <w:rPr>
+          <w:rFonts w:ascii="Consolas" w:eastAsia="宋体" w:hAnsi="Consolas" w:cs="宋体"/>
+          <w:color w:val="9CDCFE"/>
+          <w:kern w:val="0"/>
+          <w:sz w:val="18"/>
+          <w:szCs w:val="18"/>
+        </w:rPr>
+        <w:t>console</w:t>
+      </w:r>
+      <w:r>
+        <w:rPr>
+          <w:rFonts w:ascii="Consolas" w:eastAsia="宋体" w:hAnsi="Consolas" w:cs="宋体"/>
+          <w:color w:val="D4D4D4"/>
+          <w:kern w:val="0"/>
+          <w:sz w:val="18"/>
+          <w:szCs w:val="18"/>
+        </w:rPr>
+        <w:t>.</w:t>
+      </w:r>
+      <w:r>
+        <w:rPr>
+          <w:rFonts w:ascii="Consolas" w:eastAsia="宋体" w:hAnsi="Consolas" w:cs="宋体"/>
+          <w:color w:val="DCDCAA"/>
+          <w:kern w:val="0"/>
+          <w:sz w:val="18"/>
+          <w:szCs w:val="18"/>
+        </w:rPr>
+        <w:t>log</w:t>
+      </w:r>
+      <w:r>
+        <w:rPr>
+          <w:rFonts w:ascii="Consolas" w:eastAsia="宋体" w:hAnsi="Consolas" w:cs="宋体"/>
+          <w:color w:val="D4D4D4"/>
+          <w:kern w:val="0"/>
+          <w:sz w:val="18"/>
+          <w:szCs w:val="18"/>
+        </w:rPr>
+        <w:t>(</w:t>
+      </w:r>
+      <w:r>
+        <w:rPr>
+          <w:rFonts w:ascii="Consolas" w:eastAsia="宋体" w:hAnsi="Consolas" w:cs="宋体"/>
+          <w:color w:val="CE9178"/>
+          <w:kern w:val="0"/>
+          <w:sz w:val="18"/>
+          <w:szCs w:val="18"/>
+        </w:rPr>
+        <w:t>'total supply'</w:t>
+      </w:r>
+      <w:r>
+        <w:rPr>
+          <w:rFonts w:ascii="Consolas" w:eastAsia="宋体" w:hAnsi="Consolas" w:cs="宋体"/>
+          <w:color w:val="D4D4D4"/>
+          <w:kern w:val="0"/>
+          <w:sz w:val="18"/>
+          <w:szCs w:val="18"/>
+        </w:rPr>
+        <w:t xml:space="preserve">, </w:t>
+      </w:r>
+      <w:r>
+        <w:rPr>
+          <w:rFonts w:ascii="Consolas" w:eastAsia="宋体" w:hAnsi="Consolas" w:cs="宋体"/>
+          <w:color w:val="4FC1FF"/>
+          <w:kern w:val="0"/>
+          <w:sz w:val="18"/>
+          <w:szCs w:val="18"/>
+        </w:rPr>
+        <w:t>totalSupply</w:t>
+      </w:r>
+      <w:r>
+        <w:rPr>
+          <w:rFonts w:ascii="Consolas" w:eastAsia="宋体" w:hAnsi="Consolas" w:cs="宋体"/>
+          <w:color w:val="D4D4D4"/>
+          <w:kern w:val="0"/>
+          <w:sz w:val="18"/>
+          <w:szCs w:val="18"/>
+        </w:rPr>
+        <w:t>.</w:t>
+      </w:r>
+      <w:r>
+        <w:rPr>
+          <w:rFonts w:ascii="Consolas" w:eastAsia="宋体" w:hAnsi="Consolas" w:cs="宋体"/>
+          <w:color w:val="DCDCAA"/>
+          <w:kern w:val="0"/>
+          <w:sz w:val="18"/>
+          <w:szCs w:val="18"/>
+        </w:rPr>
+        <w:t>toString</w:t>
+      </w:r>
+      <w:r>
+        <w:rPr>
+          <w:rFonts w:ascii="Consolas" w:eastAsia="宋体" w:hAnsi="Consolas" w:cs="宋体"/>
+          <w:color w:val="D4D4D4"/>
+          <w:kern w:val="0"/>
+          <w:sz w:val="18"/>
+          <w:szCs w:val="18"/>
+        </w:rPr>
+        <w:t>());</w:t>
+      </w:r>
+    </w:p>
+    <w:p>
+      <w:pPr>
+        <w:widowControl/>
+        <w:shd w:val="clear" w:color="auto" w:fill="1E1E1E"/>
+        <w:spacing w:line="240" w:lineRule="atLeast"/>
+        <w:jc w:val="left"/>
+        <w:rPr>
+          <w:rFonts w:ascii="Consolas" w:eastAsia="宋体" w:hAnsi="Consolas" w:cs="宋体"/>
+          <w:color w:val="D4D4D4"/>
+          <w:kern w:val="0"/>
+          <w:sz w:val="18"/>
+          <w:szCs w:val="18"/>
+        </w:rPr>
+      </w:pPr>
+      <w:r>
+        <w:rPr>
+          <w:rFonts w:ascii="Consolas" w:eastAsia="宋体" w:hAnsi="Consolas" w:cs="宋体"/>
+          <w:color w:val="D4D4D4"/>
+          <w:kern w:val="0"/>
+          <w:sz w:val="18"/>
+          <w:szCs w:val="18"/>
+        </w:rPr>
+        <w:t xml:space="preserve">  </w:t>
+      </w:r>
+      <w:r>
+        <w:rPr>
+          <w:rFonts w:ascii="Consolas" w:eastAsia="宋体" w:hAnsi="Consolas" w:cs="宋体"/>
+          <w:color w:val="9CDCFE"/>
+          <w:kern w:val="0"/>
+          <w:sz w:val="18"/>
+          <w:szCs w:val="18"/>
+        </w:rPr>
+        <w:t>console</w:t>
+      </w:r>
+      <w:r>
+        <w:rPr>
+          <w:rFonts w:ascii="Consolas" w:eastAsia="宋体" w:hAnsi="Consolas" w:cs="宋体"/>
+          <w:color w:val="D4D4D4"/>
+          <w:kern w:val="0"/>
+          <w:sz w:val="18"/>
+          <w:szCs w:val="18"/>
+        </w:rPr>
+        <w:t>.</w:t>
+      </w:r>
+      <w:r>
+        <w:rPr>
+          <w:rFonts w:ascii="Consolas" w:eastAsia="宋体" w:hAnsi="Consolas" w:cs="宋体"/>
+          <w:color w:val="DCDCAA"/>
+          <w:kern w:val="0"/>
+          <w:sz w:val="18"/>
+          <w:szCs w:val="18"/>
+        </w:rPr>
+        <w:t>log</w:t>
+      </w:r>
+      <w:r>
+        <w:rPr>
+          <w:rFonts w:ascii="Consolas" w:eastAsia="宋体" w:hAnsi="Consolas" w:cs="宋体"/>
+          <w:color w:val="D4D4D4"/>
+          <w:kern w:val="0"/>
+          <w:sz w:val="18"/>
+          <w:szCs w:val="18"/>
+        </w:rPr>
+        <w:t>(</w:t>
+      </w:r>
+      <w:r>
+        <w:rPr>
+          <w:rFonts w:ascii="Consolas" w:eastAsia="宋体" w:hAnsi="Consolas" w:cs="宋体"/>
+          <w:color w:val="CE9178"/>
+          <w:kern w:val="0"/>
+          <w:sz w:val="18"/>
+          <w:szCs w:val="18"/>
+        </w:rPr>
+        <w:t>'symbol'</w:t>
+      </w:r>
+      <w:r>
+        <w:rPr>
+          <w:rFonts w:ascii="Consolas" w:eastAsia="宋体" w:hAnsi="Consolas" w:cs="宋体"/>
+          <w:color w:val="D4D4D4"/>
+          <w:kern w:val="0"/>
+          <w:sz w:val="18"/>
+          <w:szCs w:val="18"/>
+        </w:rPr>
+        <w:t xml:space="preserve">, </w:t>
+      </w:r>
+      <w:r>
+        <w:rPr>
+          <w:rFonts w:ascii="Consolas" w:eastAsia="宋体" w:hAnsi="Consolas" w:cs="宋体"/>
+          <w:color w:val="4FC1FF"/>
+          <w:kern w:val="0"/>
+          <w:sz w:val="18"/>
+          <w:szCs w:val="18"/>
+        </w:rPr>
+        <w:t>symbol</w:t>
+      </w:r>
+      <w:r>
+        <w:rPr>
+          <w:rFonts w:ascii="Consolas" w:eastAsia="宋体" w:hAnsi="Consolas" w:cs="宋体"/>
+          <w:color w:val="D4D4D4"/>
+          <w:kern w:val="0"/>
+          <w:sz w:val="18"/>
+          <w:szCs w:val="18"/>
+        </w:rPr>
+        <w:t>);</w:t>
+      </w:r>
+    </w:p>
+    <w:p>
+      <w:pPr>
+        <w:widowControl/>
+        <w:shd w:val="clear" w:color="auto" w:fill="1E1E1E"/>
+        <w:spacing w:line="240" w:lineRule="atLeast"/>
+        <w:jc w:val="left"/>
+        <w:rPr>
+          <w:rFonts w:ascii="Consolas" w:eastAsia="宋体" w:hAnsi="Consolas" w:cs="宋体"/>
+          <w:color w:val="D4D4D4"/>
+          <w:kern w:val="0"/>
+          <w:sz w:val="18"/>
+          <w:szCs w:val="18"/>
+        </w:rPr>
+      </w:pPr>
+    </w:p>
+    <w:p>
+      <w:pPr>
+        <w:widowControl/>
+        <w:shd w:val="clear" w:color="auto" w:fill="1E1E1E"/>
+        <w:spacing w:line="240" w:lineRule="atLeast"/>
+        <w:jc w:val="left"/>
+        <w:rPr>
+          <w:rFonts w:ascii="Consolas" w:eastAsia="宋体" w:hAnsi="Consolas" w:cs="宋体"/>
+          <w:color w:val="D4D4D4"/>
+          <w:kern w:val="0"/>
+          <w:sz w:val="18"/>
+          <w:szCs w:val="18"/>
+        </w:rPr>
+      </w:pPr>
+      <w:r>
+        <w:rPr>
+          <w:rFonts w:ascii="Consolas" w:eastAsia="宋体" w:hAnsi="Consolas" w:cs="宋体"/>
+          <w:color w:val="D4D4D4"/>
+          <w:kern w:val="0"/>
+          <w:sz w:val="18"/>
+          <w:szCs w:val="18"/>
+        </w:rPr>
+        <w:t xml:space="preserve">  </w:t>
+      </w:r>
+      <w:r>
+        <w:rPr>
+          <w:rFonts w:ascii="Consolas" w:eastAsia="宋体" w:hAnsi="Consolas" w:cs="宋体"/>
+          <w:color w:val="6A9955"/>
+          <w:kern w:val="0"/>
+          <w:sz w:val="18"/>
+          <w:szCs w:val="18"/>
+        </w:rPr>
+        <w:t xml:space="preserve">// </w:t>
+      </w:r>
+      <w:r>
+        <w:rPr>
+          <w:rFonts w:ascii="Consolas" w:eastAsia="宋体" w:hAnsi="Consolas" w:cs="宋体"/>
+          <w:color w:val="6A9955"/>
+          <w:kern w:val="0"/>
+          <w:sz w:val="18"/>
+          <w:szCs w:val="18"/>
+        </w:rPr>
+        <w:t>获取从最新高度往前的</w:t>
+      </w:r>
+      <w:r>
+        <w:rPr>
+          <w:rFonts w:ascii="Consolas" w:eastAsia="宋体" w:hAnsi="Consolas" w:cs="宋体"/>
+          <w:color w:val="6A9955"/>
+          <w:kern w:val="0"/>
+          <w:sz w:val="18"/>
+          <w:szCs w:val="18"/>
+        </w:rPr>
+        <w:t>100</w:t>
+      </w:r>
+      <w:r>
+        <w:rPr>
+          <w:rFonts w:ascii="Consolas" w:eastAsia="宋体" w:hAnsi="Consolas" w:cs="宋体"/>
+          <w:color w:val="6A9955"/>
+          <w:kern w:val="0"/>
+          <w:sz w:val="18"/>
+          <w:szCs w:val="18"/>
+        </w:rPr>
+        <w:t>个区块里的</w:t>
+      </w:r>
+      <w:r>
+        <w:rPr>
+          <w:rFonts w:ascii="Consolas" w:eastAsia="宋体" w:hAnsi="Consolas" w:cs="宋体"/>
+          <w:color w:val="6A9955"/>
+          <w:kern w:val="0"/>
+          <w:sz w:val="18"/>
+          <w:szCs w:val="18"/>
+        </w:rPr>
+        <w:t>Transfer</w:t>
+      </w:r>
+      <w:r>
+        <w:rPr>
+          <w:rFonts w:ascii="Consolas" w:eastAsia="宋体" w:hAnsi="Consolas" w:cs="宋体"/>
+          <w:color w:val="6A9955"/>
+          <w:kern w:val="0"/>
+          <w:sz w:val="18"/>
+          <w:szCs w:val="18"/>
+        </w:rPr>
+        <w:t>事件</w:t>
+      </w:r>
+    </w:p>
+    <w:p>
+      <w:pPr>
+        <w:widowControl/>
+        <w:shd w:val="clear" w:color="auto" w:fill="1E1E1E"/>
+        <w:spacing w:line="240" w:lineRule="atLeast"/>
+        <w:jc w:val="left"/>
+        <w:rPr>
+          <w:rFonts w:ascii="Consolas" w:eastAsia="宋体" w:hAnsi="Consolas" w:cs="宋体"/>
+          <w:color w:val="D4D4D4"/>
+          <w:kern w:val="0"/>
+          <w:sz w:val="18"/>
+          <w:szCs w:val="18"/>
+        </w:rPr>
+      </w:pPr>
+      <w:r>
+        <w:rPr>
+          <w:rFonts w:ascii="Consolas" w:eastAsia="宋体" w:hAnsi="Consolas" w:cs="宋体"/>
+          <w:color w:val="D4D4D4"/>
+          <w:kern w:val="0"/>
+          <w:sz w:val="18"/>
+          <w:szCs w:val="18"/>
+        </w:rPr>
+        <w:t xml:space="preserve">  </w:t>
+      </w:r>
+      <w:r>
+        <w:rPr>
+          <w:rFonts w:ascii="Consolas" w:eastAsia="宋体" w:hAnsi="Consolas" w:cs="宋体"/>
+          <w:color w:val="569CD6"/>
+          <w:kern w:val="0"/>
+          <w:sz w:val="18"/>
+          <w:szCs w:val="18"/>
+        </w:rPr>
+        <w:t>const</w:t>
+      </w:r>
+      <w:r>
+        <w:rPr>
+          <w:rFonts w:ascii="Consolas" w:eastAsia="宋体" w:hAnsi="Consolas" w:cs="宋体"/>
+          <w:color w:val="D4D4D4"/>
+          <w:kern w:val="0"/>
+          <w:sz w:val="18"/>
+          <w:szCs w:val="18"/>
+        </w:rPr>
+        <w:t xml:space="preserve"> </w:t>
+      </w:r>
+      <w:r>
+        <w:rPr>
+          <w:rFonts w:ascii="Consolas" w:eastAsia="宋体" w:hAnsi="Consolas" w:cs="宋体"/>
+          <w:color w:val="4FC1FF"/>
+          <w:kern w:val="0"/>
+          <w:sz w:val="18"/>
+          <w:szCs w:val="18"/>
+        </w:rPr>
+        <w:t>events</w:t>
+      </w:r>
+      <w:r>
+        <w:rPr>
+          <w:rFonts w:ascii="Consolas" w:eastAsia="宋体" w:hAnsi="Consolas" w:cs="宋体"/>
+          <w:color w:val="D4D4D4"/>
+          <w:kern w:val="0"/>
+          <w:sz w:val="18"/>
+          <w:szCs w:val="18"/>
+        </w:rPr>
+        <w:t xml:space="preserve"> = </w:t>
+      </w:r>
+      <w:r>
+        <w:rPr>
+          <w:rFonts w:ascii="Consolas" w:eastAsia="宋体" w:hAnsi="Consolas" w:cs="宋体"/>
+          <w:color w:val="C586C0"/>
+          <w:kern w:val="0"/>
+          <w:sz w:val="18"/>
+          <w:szCs w:val="18"/>
+        </w:rPr>
+        <w:t>await</w:t>
+      </w:r>
+      <w:r>
+        <w:rPr>
+          <w:rFonts w:ascii="Consolas" w:eastAsia="宋体" w:hAnsi="Consolas" w:cs="宋体"/>
+          <w:color w:val="D4D4D4"/>
+          <w:kern w:val="0"/>
+          <w:sz w:val="18"/>
+          <w:szCs w:val="18"/>
+        </w:rPr>
+        <w:t xml:space="preserve"> </w:t>
+      </w:r>
+      <w:r>
+        <w:rPr>
+          <w:rFonts w:ascii="Consolas" w:eastAsia="宋体" w:hAnsi="Consolas" w:cs="宋体"/>
+          <w:color w:val="4FC1FF"/>
+          <w:kern w:val="0"/>
+          <w:sz w:val="18"/>
+          <w:szCs w:val="18"/>
+        </w:rPr>
+        <w:t>contract</w:t>
+      </w:r>
+      <w:r>
+        <w:rPr>
+          <w:rFonts w:ascii="Consolas" w:eastAsia="宋体" w:hAnsi="Consolas" w:cs="宋体"/>
+          <w:color w:val="D4D4D4"/>
+          <w:kern w:val="0"/>
+          <w:sz w:val="18"/>
+          <w:szCs w:val="18"/>
+        </w:rPr>
+        <w:t>.</w:t>
+      </w:r>
+      <w:r>
+        <w:rPr>
+          <w:rFonts w:ascii="Consolas" w:eastAsia="宋体" w:hAnsi="Consolas" w:cs="宋体"/>
+          <w:color w:val="DCDCAA"/>
+          <w:kern w:val="0"/>
+          <w:sz w:val="18"/>
+          <w:szCs w:val="18"/>
+        </w:rPr>
+        <w:t>queryFilter</w:t>
+      </w:r>
+      <w:r>
+        <w:rPr>
+          <w:rFonts w:ascii="Consolas" w:eastAsia="宋体" w:hAnsi="Consolas" w:cs="宋体"/>
+          <w:color w:val="D4D4D4"/>
+          <w:kern w:val="0"/>
+          <w:sz w:val="18"/>
+          <w:szCs w:val="18"/>
+        </w:rPr>
+        <w:t>(</w:t>
+      </w:r>
+      <w:r>
+        <w:rPr>
+          <w:rFonts w:ascii="Consolas" w:eastAsia="宋体" w:hAnsi="Consolas" w:cs="宋体"/>
+          <w:color w:val="CE9178"/>
+          <w:kern w:val="0"/>
+          <w:sz w:val="18"/>
+          <w:szCs w:val="18"/>
+        </w:rPr>
+        <w:t>"Transfer"</w:t>
+      </w:r>
+      <w:r>
+        <w:rPr>
+          <w:rFonts w:ascii="Consolas" w:eastAsia="宋体" w:hAnsi="Consolas" w:cs="宋体"/>
+          <w:color w:val="D4D4D4"/>
+          <w:kern w:val="0"/>
+          <w:sz w:val="18"/>
+          <w:szCs w:val="18"/>
+        </w:rPr>
+        <w:t xml:space="preserve">, </w:t>
+      </w:r>
+      <w:r>
+        <w:rPr>
+          <w:rFonts w:ascii="Consolas" w:eastAsia="宋体" w:hAnsi="Consolas" w:cs="宋体"/>
+          <w:color w:val="4FC1FF"/>
+          <w:kern w:val="0"/>
+          <w:sz w:val="18"/>
+          <w:szCs w:val="18"/>
+        </w:rPr>
+        <w:t>blockNumber</w:t>
+      </w:r>
+      <w:r>
+        <w:rPr>
+          <w:rFonts w:ascii="Consolas" w:eastAsia="宋体" w:hAnsi="Consolas" w:cs="宋体"/>
+          <w:color w:val="D4D4D4"/>
+          <w:kern w:val="0"/>
+          <w:sz w:val="18"/>
+          <w:szCs w:val="18"/>
+        </w:rPr>
+        <w:t xml:space="preserve"> - </w:t>
+      </w:r>
+      <w:r>
+        <w:rPr>
+          <w:rFonts w:ascii="Consolas" w:eastAsia="宋体" w:hAnsi="Consolas" w:cs="宋体"/>
+          <w:color w:val="B5CEA8"/>
+          <w:kern w:val="0"/>
+          <w:sz w:val="18"/>
+          <w:szCs w:val="18"/>
+        </w:rPr>
+        <w:t>100</w:t>
+      </w:r>
+      <w:r>
+        <w:rPr>
+          <w:rFonts w:ascii="Consolas" w:eastAsia="宋体" w:hAnsi="Consolas" w:cs="宋体"/>
+          <w:color w:val="D4D4D4"/>
+          <w:kern w:val="0"/>
+          <w:sz w:val="18"/>
+          <w:szCs w:val="18"/>
+        </w:rPr>
+        <w:t xml:space="preserve">, </w:t>
+      </w:r>
+      <w:r>
+        <w:rPr>
+          <w:rFonts w:ascii="Consolas" w:eastAsia="宋体" w:hAnsi="Consolas" w:cs="宋体"/>
+          <w:color w:val="4FC1FF"/>
+          <w:kern w:val="0"/>
+          <w:sz w:val="18"/>
+          <w:szCs w:val="18"/>
+        </w:rPr>
+        <w:t>blockNumber</w:t>
+      </w:r>
+      <w:r>
+        <w:rPr>
+          <w:rFonts w:ascii="Consolas" w:eastAsia="宋体" w:hAnsi="Consolas" w:cs="宋体"/>
+          <w:color w:val="D4D4D4"/>
+          <w:kern w:val="0"/>
+          <w:sz w:val="18"/>
+          <w:szCs w:val="18"/>
+        </w:rPr>
+        <w:t>);</w:t>
+      </w:r>
+    </w:p>
+    <w:p>
+      <w:pPr>
+        <w:widowControl/>
+        <w:shd w:val="clear" w:color="auto" w:fill="1E1E1E"/>
+        <w:spacing w:line="240" w:lineRule="atLeast"/>
+        <w:jc w:val="left"/>
+        <w:rPr>
+          <w:rFonts w:ascii="Consolas" w:eastAsia="宋体" w:hAnsi="Consolas" w:cs="宋体"/>
+          <w:color w:val="D4D4D4"/>
+          <w:kern w:val="0"/>
+          <w:sz w:val="18"/>
+          <w:szCs w:val="18"/>
+        </w:rPr>
+      </w:pPr>
+      <w:r>
+        <w:rPr>
+          <w:rFonts w:ascii="Consolas" w:eastAsia="宋体" w:hAnsi="Consolas" w:cs="宋体"/>
+          <w:color w:val="D4D4D4"/>
+          <w:kern w:val="0"/>
+          <w:sz w:val="18"/>
+          <w:szCs w:val="18"/>
+        </w:rPr>
+        <w:t xml:space="preserve">  </w:t>
+      </w:r>
+      <w:r>
+        <w:rPr>
+          <w:rFonts w:ascii="Consolas" w:eastAsia="宋体" w:hAnsi="Consolas" w:cs="宋体"/>
+          <w:color w:val="9CDCFE"/>
+          <w:kern w:val="0"/>
+          <w:sz w:val="18"/>
+          <w:szCs w:val="18"/>
+        </w:rPr>
+        <w:t>console</w:t>
+      </w:r>
+      <w:r>
+        <w:rPr>
+          <w:rFonts w:ascii="Consolas" w:eastAsia="宋体" w:hAnsi="Consolas" w:cs="宋体"/>
+          <w:color w:val="D4D4D4"/>
+          <w:kern w:val="0"/>
+          <w:sz w:val="18"/>
+          <w:szCs w:val="18"/>
+        </w:rPr>
+        <w:t>.</w:t>
+      </w:r>
+      <w:r>
+        <w:rPr>
+          <w:rFonts w:ascii="Consolas" w:eastAsia="宋体" w:hAnsi="Consolas" w:cs="宋体"/>
+          <w:color w:val="DCDCAA"/>
+          <w:kern w:val="0"/>
+          <w:sz w:val="18"/>
+          <w:szCs w:val="18"/>
+        </w:rPr>
+        <w:t>log</w:t>
+      </w:r>
+      <w:r>
+        <w:rPr>
+          <w:rFonts w:ascii="Consolas" w:eastAsia="宋体" w:hAnsi="Consolas" w:cs="宋体"/>
+          <w:color w:val="D4D4D4"/>
+          <w:kern w:val="0"/>
+          <w:sz w:val="18"/>
+          <w:szCs w:val="18"/>
+        </w:rPr>
+        <w:t>(</w:t>
+      </w:r>
+      <w:r>
+        <w:rPr>
+          <w:rFonts w:ascii="Consolas" w:eastAsia="宋体" w:hAnsi="Consolas" w:cs="宋体"/>
+          <w:color w:val="CE9178"/>
+          <w:kern w:val="0"/>
+          <w:sz w:val="18"/>
+          <w:szCs w:val="18"/>
+        </w:rPr>
+        <w:t>'event length'</w:t>
+      </w:r>
+      <w:r>
+        <w:rPr>
+          <w:rFonts w:ascii="Consolas" w:eastAsia="宋体" w:hAnsi="Consolas" w:cs="宋体"/>
+          <w:color w:val="D4D4D4"/>
+          <w:kern w:val="0"/>
+          <w:sz w:val="18"/>
+          <w:szCs w:val="18"/>
+        </w:rPr>
+        <w:t xml:space="preserve">, </w:t>
+      </w:r>
+      <w:r>
+        <w:rPr>
+          <w:rFonts w:ascii="Consolas" w:eastAsia="宋体" w:hAnsi="Consolas" w:cs="宋体"/>
+          <w:color w:val="4FC1FF"/>
+          <w:kern w:val="0"/>
+          <w:sz w:val="18"/>
+          <w:szCs w:val="18"/>
+        </w:rPr>
+        <w:t>events</w:t>
+      </w:r>
+      <w:r>
+        <w:rPr>
+          <w:rFonts w:ascii="Consolas" w:eastAsia="宋体" w:hAnsi="Consolas" w:cs="宋体"/>
+          <w:color w:val="D4D4D4"/>
+          <w:kern w:val="0"/>
+          <w:sz w:val="18"/>
+          <w:szCs w:val="18"/>
+        </w:rPr>
+        <w:t>);</w:t>
+      </w:r>
+    </w:p>
+    <w:p>
+      <w:pPr>
+        <w:widowControl/>
+        <w:shd w:val="clear" w:color="auto" w:fill="1E1E1E"/>
+        <w:spacing w:line="240" w:lineRule="atLeast"/>
+        <w:jc w:val="left"/>
+        <w:rPr>
+          <w:rFonts w:ascii="Consolas" w:eastAsia="宋体" w:hAnsi="Consolas" w:cs="宋体"/>
+          <w:color w:val="D4D4D4"/>
+          <w:kern w:val="0"/>
+          <w:sz w:val="18"/>
+          <w:szCs w:val="18"/>
+        </w:rPr>
+      </w:pPr>
+      <w:r>
+        <w:rPr>
+          <w:rFonts w:ascii="Consolas" w:eastAsia="宋体" w:hAnsi="Consolas" w:cs="宋体"/>
+          <w:color w:val="D4D4D4"/>
+          <w:kern w:val="0"/>
+          <w:sz w:val="18"/>
+          <w:szCs w:val="18"/>
+        </w:rPr>
+        <w:t>}</w:t>
+      </w:r>
+    </w:p>
+    <w:p>
+      <w:pPr>
+        <w:widowControl/>
+        <w:shd w:val="clear" w:color="auto" w:fill="1E1E1E"/>
+        <w:spacing w:line="240" w:lineRule="atLeast"/>
+        <w:jc w:val="left"/>
+        <w:rPr>
+          <w:rFonts w:ascii="Consolas" w:eastAsia="宋体" w:hAnsi="Consolas" w:cs="宋体"/>
+          <w:color w:val="D4D4D4"/>
+          <w:kern w:val="0"/>
+          <w:sz w:val="18"/>
+          <w:szCs w:val="18"/>
+        </w:rPr>
+      </w:pPr>
+    </w:p>
+    <w:p>
+      <w:pPr>
+        <w:widowControl/>
+        <w:shd w:val="clear" w:color="auto" w:fill="1E1E1E"/>
+        <w:spacing w:line="240" w:lineRule="atLeast"/>
+        <w:jc w:val="left"/>
+        <w:rPr>
+          <w:rFonts w:ascii="Consolas" w:eastAsia="宋体" w:hAnsi="Consolas" w:cs="宋体"/>
+          <w:color w:val="D4D4D4"/>
+          <w:kern w:val="0"/>
+          <w:sz w:val="18"/>
+          <w:szCs w:val="18"/>
+        </w:rPr>
+      </w:pPr>
+      <w:r>
+        <w:rPr>
+          <w:rFonts w:ascii="Consolas" w:eastAsia="宋体" w:hAnsi="Consolas" w:cs="宋体"/>
+          <w:color w:val="DCDCAA"/>
+          <w:kern w:val="0"/>
+          <w:sz w:val="18"/>
+          <w:szCs w:val="18"/>
+        </w:rPr>
+        <w:t>main</w:t>
+      </w:r>
+      <w:r>
+        <w:rPr>
+          <w:rFonts w:ascii="Consolas" w:eastAsia="宋体" w:hAnsi="Consolas" w:cs="宋体"/>
+          <w:color w:val="D4D4D4"/>
+          <w:kern w:val="0"/>
+          <w:sz w:val="18"/>
+          <w:szCs w:val="18"/>
+        </w:rPr>
+        <w:t>();</w:t>
+      </w:r>
+    </w:p>
+    <w:p>
+      <w:pPr>
+        <w:rPr>
+          <w:rFonts w:hint="eastAsia"/>
+        </w:rPr>
+      </w:pPr>
     </w:p>
     <w:sectPr>
       <w:pgSz w:w="11906" w:h="16838"/>
